--- a/deliverables/Project_Synopsis_Adarsh_Dubey_2400320100061.docx
+++ b/deliverables/Project_Synopsis_Adarsh_Dubey_2400320100061.docx
@@ -14,8 +14,6 @@
         </w:rPr>
         <w:t xml:space="preserve">Project Synopsis </w:t>
       </w:r>
-      <w:bookmarkStart w:id="0" w:name="_GoBack"/>
-      <w:bookmarkEnd w:id="0"/>
     </w:p>
     <w:p>
       <w:pPr>
@@ -665,12 +663,37 @@
             </w:tcMar>
           </w:tcPr>
           <w:p>
+            <w:pPr>
+              <w:rPr>
+                <w:b/>
+                <w:color w:val="311465"/>
+              </w:rPr>
+            </w:pPr>
             <w:r>
               <w:rPr>
                 <w:b/>
                 <w:color w:val="311465"/>
               </w:rPr>
               <w:t>GitHub Repository</w:t>
+            </w:r>
+          </w:p>
+          <w:p>
+            <w:pPr>
+              <w:rPr>
+                <w:rFonts w:hint="default"/>
+                <w:b/>
+                <w:color w:val="311465"/>
+                <w:lang w:val="en-US"/>
+              </w:rPr>
+            </w:pPr>
+            <w:r>
+              <w:rPr>
+                <w:rFonts w:hint="default"/>
+                <w:b/>
+                <w:color w:val="311465"/>
+                <w:lang w:val="en-US"/>
+              </w:rPr>
+              <w:t>Deployed Link</w:t>
             </w:r>
           </w:p>
         </w:tc>
@@ -687,8 +710,86 @@
           </w:tcPr>
           <w:p>
             <w:r>
+              <w:fldChar w:fldCharType="begin"/>
+            </w:r>
+            <w:r>
+              <w:instrText xml:space="preserve"> HYPERLINK "https://github.com/adarsh-dubey-gthb/hcl-marketanalyzer.git" </w:instrText>
+            </w:r>
+            <w:r>
+              <w:fldChar w:fldCharType="separate"/>
+            </w:r>
+            <w:r>
+              <w:rPr>
+                <w:rStyle w:val="20"/>
+              </w:rPr>
               <w:t>https://github.com/adarsh-dubey-gthb/hcl-marketanalyzer.git</w:t>
             </w:r>
+            <w:r>
+              <w:fldChar w:fldCharType="end"/>
+            </w:r>
+          </w:p>
+          <w:p>
+            <w:pPr>
+              <w:rPr>
+                <w:rFonts w:hint="default" w:ascii="SimSun" w:hAnsi="SimSun" w:eastAsia="SimSun" w:cs="SimSun"/>
+                <w:sz w:val="24"/>
+                <w:szCs w:val="24"/>
+                <w:lang w:val="en-US"/>
+              </w:rPr>
+            </w:pPr>
+            <w:r>
+              <w:rPr>
+                <w:rFonts w:ascii="SimSun" w:hAnsi="SimSun" w:eastAsia="SimSun" w:cs="SimSun"/>
+                <w:sz w:val="24"/>
+                <w:szCs w:val="24"/>
+              </w:rPr>
+              <w:fldChar w:fldCharType="begin"/>
+            </w:r>
+            <w:r>
+              <w:rPr>
+                <w:rFonts w:ascii="SimSun" w:hAnsi="SimSun" w:eastAsia="SimSun" w:cs="SimSun"/>
+                <w:sz w:val="24"/>
+                <w:szCs w:val="24"/>
+              </w:rPr>
+              <w:instrText xml:space="preserve"> HYPERLINK "https://hcl-marketanalyzer-jch.streamlit.app/" </w:instrText>
+            </w:r>
+            <w:r>
+              <w:rPr>
+                <w:rFonts w:ascii="SimSun" w:hAnsi="SimSun" w:eastAsia="SimSun" w:cs="SimSun"/>
+                <w:sz w:val="24"/>
+                <w:szCs w:val="24"/>
+              </w:rPr>
+              <w:fldChar w:fldCharType="separate"/>
+            </w:r>
+            <w:r>
+              <w:rPr>
+                <w:rStyle w:val="20"/>
+                <w:rFonts w:ascii="SimSun" w:hAnsi="SimSun" w:eastAsia="SimSun" w:cs="SimSun"/>
+                <w:sz w:val="24"/>
+                <w:szCs w:val="24"/>
+              </w:rPr>
+              <w:t>https://hcl-marketanalyzer-jch.streamlit.app</w:t>
+            </w:r>
+            <w:r>
+              <w:rPr>
+                <w:rStyle w:val="20"/>
+                <w:rFonts w:hint="default" w:ascii="SimSun" w:hAnsi="SimSun" w:eastAsia="SimSun" w:cs="SimSun"/>
+                <w:sz w:val="24"/>
+                <w:szCs w:val="24"/>
+                <w:lang w:val="en-US"/>
+              </w:rPr>
+              <w:t>/</w:t>
+            </w:r>
+            <w:r>
+              <w:rPr>
+                <w:rFonts w:ascii="SimSun" w:hAnsi="SimSun" w:eastAsia="SimSun" w:cs="SimSun"/>
+                <w:sz w:val="24"/>
+                <w:szCs w:val="24"/>
+              </w:rPr>
+              <w:fldChar w:fldCharType="end"/>
+            </w:r>
+            <w:bookmarkStart w:id="0" w:name="_GoBack"/>
+            <w:bookmarkEnd w:id="0"/>
           </w:p>
         </w:tc>
       </w:tr>
@@ -1242,7 +1343,7 @@
     <w:lvl w:ilvl="0" w:tentative="0">
       <w:start w:val="1"/>
       <w:numFmt w:val="decimal"/>
-      <w:pStyle w:val="31"/>
+      <w:pStyle w:val="32"/>
       <w:lvlText w:val="%1."/>
       <w:lvlJc w:val="left"/>
       <w:pPr>
@@ -1260,7 +1361,7 @@
     <w:lvl w:ilvl="0" w:tentative="0">
       <w:start w:val="1"/>
       <w:numFmt w:val="decimal"/>
-      <w:pStyle w:val="30"/>
+      <w:pStyle w:val="31"/>
       <w:lvlText w:val="%1."/>
       <w:lvlJc w:val="left"/>
       <w:pPr>
@@ -1278,7 +1379,7 @@
     <w:lvl w:ilvl="0" w:tentative="0">
       <w:start w:val="1"/>
       <w:numFmt w:val="bullet"/>
-      <w:pStyle w:val="25"/>
+      <w:pStyle w:val="26"/>
       <w:lvlText w:val=""/>
       <w:lvlJc w:val="left"/>
       <w:pPr>
@@ -1299,7 +1400,7 @@
     <w:lvl w:ilvl="0" w:tentative="0">
       <w:start w:val="1"/>
       <w:numFmt w:val="bullet"/>
-      <w:pStyle w:val="24"/>
+      <w:pStyle w:val="25"/>
       <w:lvlText w:val=""/>
       <w:lvlJc w:val="left"/>
       <w:pPr>
@@ -1320,7 +1421,7 @@
     <w:lvl w:ilvl="0" w:tentative="0">
       <w:start w:val="1"/>
       <w:numFmt w:val="decimal"/>
-      <w:pStyle w:val="29"/>
+      <w:pStyle w:val="30"/>
       <w:lvlText w:val="%1."/>
       <w:lvlJc w:val="left"/>
       <w:pPr>
@@ -1338,7 +1439,7 @@
     <w:lvl w:ilvl="0" w:tentative="0">
       <w:start w:val="1"/>
       <w:numFmt w:val="bullet"/>
-      <w:pStyle w:val="23"/>
+      <w:pStyle w:val="24"/>
       <w:lvlText w:val=""/>
       <w:lvlJc w:val="left"/>
       <w:pPr>
@@ -1378,7 +1479,7 @@
   <w:docDefaults>
     <w:rPrDefault>
       <w:rPr>
-        <w:rFonts w:asciiTheme="minorHAnsi" w:hAnsiTheme="minorHAnsi" w:eastAsiaTheme="minorEastAsia" w:cstheme="minorBidi"/>
+        <w:rFonts w:ascii="Times New Roman" w:hAnsi="Times New Roman" w:eastAsia="SimSun" w:cs="Times New Roman"/>
       </w:rPr>
     </w:rPrDefault>
     <w:pPrDefault/>
@@ -1415,7 +1516,7 @@
     <w:lsdException w:uiPriority="99" w:name="Normal Indent"/>
     <w:lsdException w:uiPriority="99" w:name="footnote text"/>
     <w:lsdException w:uiPriority="99" w:name="annotation text"/>
-    <w:lsdException w:uiPriority="99" w:semiHidden="0" w:name="header"/>
+    <w:lsdException w:qFormat="1" w:uiPriority="99" w:semiHidden="0" w:name="header"/>
     <w:lsdException w:qFormat="1" w:uiPriority="99" w:semiHidden="0" w:name="footer"/>
     <w:lsdException w:uiPriority="99" w:name="index heading"/>
     <w:lsdException w:qFormat="1" w:uiPriority="35" w:name="caption"/>
@@ -1537,105 +1638,105 @@
     <w:lsdException w:qFormat="1" w:unhideWhenUsed="0" w:uiPriority="1" w:semiHidden="0" w:name="No Spacing"/>
     <w:lsdException w:unhideWhenUsed="0" w:uiPriority="60" w:semiHidden="0" w:name="Light Shading"/>
     <w:lsdException w:unhideWhenUsed="0" w:uiPriority="61" w:semiHidden="0" w:name="Light List"/>
-    <w:lsdException w:unhideWhenUsed="0" w:uiPriority="62" w:semiHidden="0" w:name="Light Grid"/>
-    <w:lsdException w:unhideWhenUsed="0" w:uiPriority="63" w:semiHidden="0" w:name="Medium Shading 1"/>
-    <w:lsdException w:unhideWhenUsed="0" w:uiPriority="64" w:semiHidden="0" w:name="Medium Shading 2"/>
-    <w:lsdException w:unhideWhenUsed="0" w:uiPriority="65" w:semiHidden="0" w:name="Medium List 1"/>
+    <w:lsdException w:qFormat="1" w:unhideWhenUsed="0" w:uiPriority="62" w:semiHidden="0" w:name="Light Grid"/>
+    <w:lsdException w:qFormat="1" w:unhideWhenUsed="0" w:uiPriority="63" w:semiHidden="0" w:name="Medium Shading 1"/>
+    <w:lsdException w:qFormat="1" w:unhideWhenUsed="0" w:uiPriority="64" w:semiHidden="0" w:name="Medium Shading 2"/>
+    <w:lsdException w:qFormat="1" w:unhideWhenUsed="0" w:uiPriority="65" w:semiHidden="0" w:name="Medium List 1"/>
     <w:lsdException w:qFormat="1" w:unhideWhenUsed="0" w:uiPriority="66" w:semiHidden="0" w:name="Medium List 2"/>
     <w:lsdException w:qFormat="1" w:unhideWhenUsed="0" w:uiPriority="67" w:semiHidden="0" w:name="Medium Grid 1"/>
     <w:lsdException w:unhideWhenUsed="0" w:uiPriority="68" w:semiHidden="0" w:name="Medium Grid 2"/>
-    <w:lsdException w:unhideWhenUsed="0" w:uiPriority="69" w:semiHidden="0" w:name="Medium Grid 3"/>
-    <w:lsdException w:unhideWhenUsed="0" w:uiPriority="70" w:semiHidden="0" w:name="Dark List"/>
-    <w:lsdException w:unhideWhenUsed="0" w:uiPriority="71" w:semiHidden="0" w:name="Colorful Shading"/>
-    <w:lsdException w:unhideWhenUsed="0" w:uiPriority="72" w:semiHidden="0" w:name="Colorful List"/>
-    <w:lsdException w:unhideWhenUsed="0" w:uiPriority="73" w:semiHidden="0" w:name="Colorful Grid"/>
-    <w:lsdException w:unhideWhenUsed="0" w:uiPriority="60" w:semiHidden="0" w:name="Light Shading Accent 1"/>
+    <w:lsdException w:qFormat="1" w:unhideWhenUsed="0" w:uiPriority="69" w:semiHidden="0" w:name="Medium Grid 3"/>
+    <w:lsdException w:qFormat="1" w:unhideWhenUsed="0" w:uiPriority="70" w:semiHidden="0" w:name="Dark List"/>
+    <w:lsdException w:qFormat="1" w:unhideWhenUsed="0" w:uiPriority="71" w:semiHidden="0" w:name="Colorful Shading"/>
+    <w:lsdException w:qFormat="1" w:unhideWhenUsed="0" w:uiPriority="72" w:semiHidden="0" w:name="Colorful List"/>
+    <w:lsdException w:qFormat="1" w:unhideWhenUsed="0" w:uiPriority="73" w:semiHidden="0" w:name="Colorful Grid"/>
+    <w:lsdException w:qFormat="1" w:unhideWhenUsed="0" w:uiPriority="60" w:semiHidden="0" w:name="Light Shading Accent 1"/>
     <w:lsdException w:unhideWhenUsed="0" w:uiPriority="61" w:semiHidden="0" w:name="Light List Accent 1"/>
-    <w:lsdException w:unhideWhenUsed="0" w:uiPriority="62" w:semiHidden="0" w:name="Light Grid Accent 1"/>
-    <w:lsdException w:unhideWhenUsed="0" w:uiPriority="63" w:semiHidden="0" w:name="Medium Shading 1 Accent 1"/>
-    <w:lsdException w:unhideWhenUsed="0" w:uiPriority="64" w:semiHidden="0" w:name="Medium Shading 2 Accent 1"/>
-    <w:lsdException w:unhideWhenUsed="0" w:uiPriority="65" w:semiHidden="0" w:name="Medium List 1 Accent 1"/>
+    <w:lsdException w:qFormat="1" w:unhideWhenUsed="0" w:uiPriority="62" w:semiHidden="0" w:name="Light Grid Accent 1"/>
+    <w:lsdException w:qFormat="1" w:unhideWhenUsed="0" w:uiPriority="63" w:semiHidden="0" w:name="Medium Shading 1 Accent 1"/>
+    <w:lsdException w:qFormat="1" w:unhideWhenUsed="0" w:uiPriority="64" w:semiHidden="0" w:name="Medium Shading 2 Accent 1"/>
+    <w:lsdException w:qFormat="1" w:unhideWhenUsed="0" w:uiPriority="65" w:semiHidden="0" w:name="Medium List 1 Accent 1"/>
     <w:lsdException w:qFormat="1" w:unhideWhenUsed="0" w:uiPriority="34" w:semiHidden="0" w:name="List Paragraph"/>
     <w:lsdException w:qFormat="1" w:unhideWhenUsed="0" w:uiPriority="29" w:semiHidden="0" w:name="Quote"/>
     <w:lsdException w:qFormat="1" w:unhideWhenUsed="0" w:uiPriority="30" w:semiHidden="0" w:name="Intense Quote"/>
     <w:lsdException w:qFormat="1" w:unhideWhenUsed="0" w:uiPriority="66" w:semiHidden="0" w:name="Medium List 2 Accent 1"/>
-    <w:lsdException w:unhideWhenUsed="0" w:uiPriority="67" w:semiHidden="0" w:name="Medium Grid 1 Accent 1"/>
-    <w:lsdException w:unhideWhenUsed="0" w:uiPriority="68" w:semiHidden="0" w:name="Medium Grid 2 Accent 1"/>
-    <w:lsdException w:unhideWhenUsed="0" w:uiPriority="69" w:semiHidden="0" w:name="Medium Grid 3 Accent 1"/>
-    <w:lsdException w:unhideWhenUsed="0" w:uiPriority="70" w:semiHidden="0" w:name="Dark List Accent 1"/>
-    <w:lsdException w:unhideWhenUsed="0" w:uiPriority="71" w:semiHidden="0" w:name="Colorful Shading Accent 1"/>
-    <w:lsdException w:unhideWhenUsed="0" w:uiPriority="72" w:semiHidden="0" w:name="Colorful List Accent 1"/>
-    <w:lsdException w:unhideWhenUsed="0" w:uiPriority="73" w:semiHidden="0" w:name="Colorful Grid Accent 1"/>
+    <w:lsdException w:qFormat="1" w:unhideWhenUsed="0" w:uiPriority="67" w:semiHidden="0" w:name="Medium Grid 1 Accent 1"/>
+    <w:lsdException w:qFormat="1" w:unhideWhenUsed="0" w:uiPriority="68" w:semiHidden="0" w:name="Medium Grid 2 Accent 1"/>
+    <w:lsdException w:qFormat="1" w:unhideWhenUsed="0" w:uiPriority="69" w:semiHidden="0" w:name="Medium Grid 3 Accent 1"/>
+    <w:lsdException w:qFormat="1" w:unhideWhenUsed="0" w:uiPriority="70" w:semiHidden="0" w:name="Dark List Accent 1"/>
+    <w:lsdException w:qFormat="1" w:unhideWhenUsed="0" w:uiPriority="71" w:semiHidden="0" w:name="Colorful Shading Accent 1"/>
+    <w:lsdException w:qFormat="1" w:unhideWhenUsed="0" w:uiPriority="72" w:semiHidden="0" w:name="Colorful List Accent 1"/>
+    <w:lsdException w:qFormat="1" w:unhideWhenUsed="0" w:uiPriority="73" w:semiHidden="0" w:name="Colorful Grid Accent 1"/>
     <w:lsdException w:unhideWhenUsed="0" w:uiPriority="60" w:semiHidden="0" w:name="Light Shading Accent 2"/>
     <w:lsdException w:unhideWhenUsed="0" w:uiPriority="61" w:semiHidden="0" w:name="Light List Accent 2"/>
-    <w:lsdException w:unhideWhenUsed="0" w:uiPriority="62" w:semiHidden="0" w:name="Light Grid Accent 2"/>
-    <w:lsdException w:unhideWhenUsed="0" w:uiPriority="63" w:semiHidden="0" w:name="Medium Shading 1 Accent 2"/>
-    <w:lsdException w:unhideWhenUsed="0" w:uiPriority="64" w:semiHidden="0" w:name="Medium Shading 2 Accent 2"/>
-    <w:lsdException w:unhideWhenUsed="0" w:uiPriority="65" w:semiHidden="0" w:name="Medium List 1 Accent 2"/>
+    <w:lsdException w:qFormat="1" w:unhideWhenUsed="0" w:uiPriority="62" w:semiHidden="0" w:name="Light Grid Accent 2"/>
+    <w:lsdException w:qFormat="1" w:unhideWhenUsed="0" w:uiPriority="63" w:semiHidden="0" w:name="Medium Shading 1 Accent 2"/>
+    <w:lsdException w:qFormat="1" w:unhideWhenUsed="0" w:uiPriority="64" w:semiHidden="0" w:name="Medium Shading 2 Accent 2"/>
+    <w:lsdException w:qFormat="1" w:unhideWhenUsed="0" w:uiPriority="65" w:semiHidden="0" w:name="Medium List 1 Accent 2"/>
     <w:lsdException w:qFormat="1" w:unhideWhenUsed="0" w:uiPriority="66" w:semiHidden="0" w:name="Medium List 2 Accent 2"/>
-    <w:lsdException w:unhideWhenUsed="0" w:uiPriority="67" w:semiHidden="0" w:name="Medium Grid 1 Accent 2"/>
-    <w:lsdException w:unhideWhenUsed="0" w:uiPriority="68" w:semiHidden="0" w:name="Medium Grid 2 Accent 2"/>
-    <w:lsdException w:unhideWhenUsed="0" w:uiPriority="69" w:semiHidden="0" w:name="Medium Grid 3 Accent 2"/>
-    <w:lsdException w:unhideWhenUsed="0" w:uiPriority="70" w:semiHidden="0" w:name="Dark List Accent 2"/>
-    <w:lsdException w:unhideWhenUsed="0" w:uiPriority="71" w:semiHidden="0" w:name="Colorful Shading Accent 2"/>
-    <w:lsdException w:unhideWhenUsed="0" w:uiPriority="72" w:semiHidden="0" w:name="Colorful List Accent 2"/>
-    <w:lsdException w:unhideWhenUsed="0" w:uiPriority="73" w:semiHidden="0" w:name="Colorful Grid Accent 2"/>
+    <w:lsdException w:qFormat="1" w:unhideWhenUsed="0" w:uiPriority="67" w:semiHidden="0" w:name="Medium Grid 1 Accent 2"/>
+    <w:lsdException w:qFormat="1" w:unhideWhenUsed="0" w:uiPriority="68" w:semiHidden="0" w:name="Medium Grid 2 Accent 2"/>
+    <w:lsdException w:qFormat="1" w:unhideWhenUsed="0" w:uiPriority="69" w:semiHidden="0" w:name="Medium Grid 3 Accent 2"/>
+    <w:lsdException w:qFormat="1" w:unhideWhenUsed="0" w:uiPriority="70" w:semiHidden="0" w:name="Dark List Accent 2"/>
+    <w:lsdException w:qFormat="1" w:unhideWhenUsed="0" w:uiPriority="71" w:semiHidden="0" w:name="Colorful Shading Accent 2"/>
+    <w:lsdException w:qFormat="1" w:unhideWhenUsed="0" w:uiPriority="72" w:semiHidden="0" w:name="Colorful List Accent 2"/>
+    <w:lsdException w:qFormat="1" w:unhideWhenUsed="0" w:uiPriority="73" w:semiHidden="0" w:name="Colorful Grid Accent 2"/>
     <w:lsdException w:unhideWhenUsed="0" w:uiPriority="60" w:semiHidden="0" w:name="Light Shading Accent 3"/>
     <w:lsdException w:unhideWhenUsed="0" w:uiPriority="61" w:semiHidden="0" w:name="Light List Accent 3"/>
-    <w:lsdException w:unhideWhenUsed="0" w:uiPriority="62" w:semiHidden="0" w:name="Light Grid Accent 3"/>
+    <w:lsdException w:qFormat="1" w:unhideWhenUsed="0" w:uiPriority="62" w:semiHidden="0" w:name="Light Grid Accent 3"/>
     <w:lsdException w:unhideWhenUsed="0" w:uiPriority="63" w:semiHidden="0" w:name="Medium Shading 1 Accent 3"/>
-    <w:lsdException w:unhideWhenUsed="0" w:uiPriority="64" w:semiHidden="0" w:name="Medium Shading 2 Accent 3"/>
-    <w:lsdException w:unhideWhenUsed="0" w:uiPriority="65" w:semiHidden="0" w:name="Medium List 1 Accent 3"/>
+    <w:lsdException w:qFormat="1" w:unhideWhenUsed="0" w:uiPriority="64" w:semiHidden="0" w:name="Medium Shading 2 Accent 3"/>
+    <w:lsdException w:qFormat="1" w:unhideWhenUsed="0" w:uiPriority="65" w:semiHidden="0" w:name="Medium List 1 Accent 3"/>
     <w:lsdException w:qFormat="1" w:unhideWhenUsed="0" w:uiPriority="66" w:semiHidden="0" w:name="Medium List 2 Accent 3"/>
     <w:lsdException w:unhideWhenUsed="0" w:uiPriority="67" w:semiHidden="0" w:name="Medium Grid 1 Accent 3"/>
-    <w:lsdException w:unhideWhenUsed="0" w:uiPriority="68" w:semiHidden="0" w:name="Medium Grid 2 Accent 3"/>
-    <w:lsdException w:unhideWhenUsed="0" w:uiPriority="69" w:semiHidden="0" w:name="Medium Grid 3 Accent 3"/>
-    <w:lsdException w:unhideWhenUsed="0" w:uiPriority="70" w:semiHidden="0" w:name="Dark List Accent 3"/>
-    <w:lsdException w:unhideWhenUsed="0" w:uiPriority="71" w:semiHidden="0" w:name="Colorful Shading Accent 3"/>
-    <w:lsdException w:unhideWhenUsed="0" w:uiPriority="72" w:semiHidden="0" w:name="Colorful List Accent 3"/>
-    <w:lsdException w:unhideWhenUsed="0" w:uiPriority="73" w:semiHidden="0" w:name="Colorful Grid Accent 3"/>
+    <w:lsdException w:qFormat="1" w:unhideWhenUsed="0" w:uiPriority="68" w:semiHidden="0" w:name="Medium Grid 2 Accent 3"/>
+    <w:lsdException w:qFormat="1" w:unhideWhenUsed="0" w:uiPriority="69" w:semiHidden="0" w:name="Medium Grid 3 Accent 3"/>
+    <w:lsdException w:qFormat="1" w:unhideWhenUsed="0" w:uiPriority="70" w:semiHidden="0" w:name="Dark List Accent 3"/>
+    <w:lsdException w:qFormat="1" w:unhideWhenUsed="0" w:uiPriority="71" w:semiHidden="0" w:name="Colorful Shading Accent 3"/>
+    <w:lsdException w:qFormat="1" w:unhideWhenUsed="0" w:uiPriority="72" w:semiHidden="0" w:name="Colorful List Accent 3"/>
+    <w:lsdException w:qFormat="1" w:unhideWhenUsed="0" w:uiPriority="73" w:semiHidden="0" w:name="Colorful Grid Accent 3"/>
     <w:lsdException w:unhideWhenUsed="0" w:uiPriority="60" w:semiHidden="0" w:name="Light Shading Accent 4"/>
     <w:lsdException w:unhideWhenUsed="0" w:uiPriority="61" w:semiHidden="0" w:name="Light List Accent 4"/>
-    <w:lsdException w:unhideWhenUsed="0" w:uiPriority="62" w:semiHidden="0" w:name="Light Grid Accent 4"/>
-    <w:lsdException w:unhideWhenUsed="0" w:uiPriority="63" w:semiHidden="0" w:name="Medium Shading 1 Accent 4"/>
-    <w:lsdException w:unhideWhenUsed="0" w:uiPriority="64" w:semiHidden="0" w:name="Medium Shading 2 Accent 4"/>
+    <w:lsdException w:qFormat="1" w:unhideWhenUsed="0" w:uiPriority="62" w:semiHidden="0" w:name="Light Grid Accent 4"/>
+    <w:lsdException w:qFormat="1" w:unhideWhenUsed="0" w:uiPriority="63" w:semiHidden="0" w:name="Medium Shading 1 Accent 4"/>
+    <w:lsdException w:qFormat="1" w:unhideWhenUsed="0" w:uiPriority="64" w:semiHidden="0" w:name="Medium Shading 2 Accent 4"/>
     <w:lsdException w:qFormat="1" w:unhideWhenUsed="0" w:uiPriority="65" w:semiHidden="0" w:name="Medium List 1 Accent 4"/>
     <w:lsdException w:qFormat="1" w:unhideWhenUsed="0" w:uiPriority="66" w:semiHidden="0" w:name="Medium List 2 Accent 4"/>
     <w:lsdException w:unhideWhenUsed="0" w:uiPriority="67" w:semiHidden="0" w:name="Medium Grid 1 Accent 4"/>
-    <w:lsdException w:unhideWhenUsed="0" w:uiPriority="68" w:semiHidden="0" w:name="Medium Grid 2 Accent 4"/>
+    <w:lsdException w:qFormat="1" w:unhideWhenUsed="0" w:uiPriority="68" w:semiHidden="0" w:name="Medium Grid 2 Accent 4"/>
     <w:lsdException w:unhideWhenUsed="0" w:uiPriority="69" w:semiHidden="0" w:name="Medium Grid 3 Accent 4"/>
-    <w:lsdException w:unhideWhenUsed="0" w:uiPriority="70" w:semiHidden="0" w:name="Dark List Accent 4"/>
+    <w:lsdException w:qFormat="1" w:unhideWhenUsed="0" w:uiPriority="70" w:semiHidden="0" w:name="Dark List Accent 4"/>
     <w:lsdException w:unhideWhenUsed="0" w:uiPriority="71" w:semiHidden="0" w:name="Colorful Shading Accent 4"/>
-    <w:lsdException w:unhideWhenUsed="0" w:uiPriority="72" w:semiHidden="0" w:name="Colorful List Accent 4"/>
-    <w:lsdException w:unhideWhenUsed="0" w:uiPriority="73" w:semiHidden="0" w:name="Colorful Grid Accent 4"/>
+    <w:lsdException w:qFormat="1" w:unhideWhenUsed="0" w:uiPriority="72" w:semiHidden="0" w:name="Colorful List Accent 4"/>
+    <w:lsdException w:qFormat="1" w:unhideWhenUsed="0" w:uiPriority="73" w:semiHidden="0" w:name="Colorful Grid Accent 4"/>
     <w:lsdException w:unhideWhenUsed="0" w:uiPriority="60" w:semiHidden="0" w:name="Light Shading Accent 5"/>
     <w:lsdException w:unhideWhenUsed="0" w:uiPriority="61" w:semiHidden="0" w:name="Light List Accent 5"/>
-    <w:lsdException w:unhideWhenUsed="0" w:uiPriority="62" w:semiHidden="0" w:name="Light Grid Accent 5"/>
-    <w:lsdException w:unhideWhenUsed="0" w:uiPriority="63" w:semiHidden="0" w:name="Medium Shading 1 Accent 5"/>
-    <w:lsdException w:unhideWhenUsed="0" w:uiPriority="64" w:semiHidden="0" w:name="Medium Shading 2 Accent 5"/>
+    <w:lsdException w:qFormat="1" w:unhideWhenUsed="0" w:uiPriority="62" w:semiHidden="0" w:name="Light Grid Accent 5"/>
+    <w:lsdException w:qFormat="1" w:unhideWhenUsed="0" w:uiPriority="63" w:semiHidden="0" w:name="Medium Shading 1 Accent 5"/>
+    <w:lsdException w:qFormat="1" w:unhideWhenUsed="0" w:uiPriority="64" w:semiHidden="0" w:name="Medium Shading 2 Accent 5"/>
     <w:lsdException w:qFormat="1" w:unhideWhenUsed="0" w:uiPriority="65" w:semiHidden="0" w:name="Medium List 1 Accent 5"/>
     <w:lsdException w:qFormat="1" w:unhideWhenUsed="0" w:uiPriority="66" w:semiHidden="0" w:name="Medium List 2 Accent 5"/>
-    <w:lsdException w:unhideWhenUsed="0" w:uiPriority="67" w:semiHidden="0" w:name="Medium Grid 1 Accent 5"/>
-    <w:lsdException w:unhideWhenUsed="0" w:uiPriority="68" w:semiHidden="0" w:name="Medium Grid 2 Accent 5"/>
-    <w:lsdException w:unhideWhenUsed="0" w:uiPriority="69" w:semiHidden="0" w:name="Medium Grid 3 Accent 5"/>
-    <w:lsdException w:unhideWhenUsed="0" w:uiPriority="70" w:semiHidden="0" w:name="Dark List Accent 5"/>
-    <w:lsdException w:unhideWhenUsed="0" w:uiPriority="71" w:semiHidden="0" w:name="Colorful Shading Accent 5"/>
-    <w:lsdException w:unhideWhenUsed="0" w:uiPriority="72" w:semiHidden="0" w:name="Colorful List Accent 5"/>
-    <w:lsdException w:unhideWhenUsed="0" w:uiPriority="73" w:semiHidden="0" w:name="Colorful Grid Accent 5"/>
+    <w:lsdException w:qFormat="1" w:unhideWhenUsed="0" w:uiPriority="67" w:semiHidden="0" w:name="Medium Grid 1 Accent 5"/>
+    <w:lsdException w:qFormat="1" w:unhideWhenUsed="0" w:uiPriority="68" w:semiHidden="0" w:name="Medium Grid 2 Accent 5"/>
+    <w:lsdException w:qFormat="1" w:unhideWhenUsed="0" w:uiPriority="69" w:semiHidden="0" w:name="Medium Grid 3 Accent 5"/>
+    <w:lsdException w:qFormat="1" w:unhideWhenUsed="0" w:uiPriority="70" w:semiHidden="0" w:name="Dark List Accent 5"/>
+    <w:lsdException w:qFormat="1" w:unhideWhenUsed="0" w:uiPriority="71" w:semiHidden="0" w:name="Colorful Shading Accent 5"/>
+    <w:lsdException w:qFormat="1" w:unhideWhenUsed="0" w:uiPriority="72" w:semiHidden="0" w:name="Colorful List Accent 5"/>
+    <w:lsdException w:qFormat="1" w:unhideWhenUsed="0" w:uiPriority="73" w:semiHidden="0" w:name="Colorful Grid Accent 5"/>
     <w:lsdException w:unhideWhenUsed="0" w:uiPriority="60" w:semiHidden="0" w:name="Light Shading Accent 6"/>
-    <w:lsdException w:unhideWhenUsed="0" w:uiPriority="61" w:semiHidden="0" w:name="Light List Accent 6"/>
+    <w:lsdException w:qFormat="1" w:unhideWhenUsed="0" w:uiPriority="61" w:semiHidden="0" w:name="Light List Accent 6"/>
     <w:lsdException w:unhideWhenUsed="0" w:uiPriority="62" w:semiHidden="0" w:name="Light Grid Accent 6"/>
-    <w:lsdException w:unhideWhenUsed="0" w:uiPriority="63" w:semiHidden="0" w:name="Medium Shading 1 Accent 6"/>
-    <w:lsdException w:unhideWhenUsed="0" w:uiPriority="64" w:semiHidden="0" w:name="Medium Shading 2 Accent 6"/>
+    <w:lsdException w:qFormat="1" w:unhideWhenUsed="0" w:uiPriority="63" w:semiHidden="0" w:name="Medium Shading 1 Accent 6"/>
+    <w:lsdException w:qFormat="1" w:unhideWhenUsed="0" w:uiPriority="64" w:semiHidden="0" w:name="Medium Shading 2 Accent 6"/>
     <w:lsdException w:qFormat="1" w:unhideWhenUsed="0" w:uiPriority="65" w:semiHidden="0" w:name="Medium List 1 Accent 6"/>
     <w:lsdException w:qFormat="1" w:unhideWhenUsed="0" w:uiPriority="66" w:semiHidden="0" w:name="Medium List 2 Accent 6"/>
     <w:lsdException w:unhideWhenUsed="0" w:uiPriority="67" w:semiHidden="0" w:name="Medium Grid 1 Accent 6"/>
-    <w:lsdException w:unhideWhenUsed="0" w:uiPriority="68" w:semiHidden="0" w:name="Medium Grid 2 Accent 6"/>
-    <w:lsdException w:unhideWhenUsed="0" w:uiPriority="69" w:semiHidden="0" w:name="Medium Grid 3 Accent 6"/>
-    <w:lsdException w:unhideWhenUsed="0" w:uiPriority="70" w:semiHidden="0" w:name="Dark List Accent 6"/>
+    <w:lsdException w:qFormat="1" w:unhideWhenUsed="0" w:uiPriority="68" w:semiHidden="0" w:name="Medium Grid 2 Accent 6"/>
+    <w:lsdException w:qFormat="1" w:unhideWhenUsed="0" w:uiPriority="69" w:semiHidden="0" w:name="Medium Grid 3 Accent 6"/>
+    <w:lsdException w:qFormat="1" w:unhideWhenUsed="0" w:uiPriority="70" w:semiHidden="0" w:name="Dark List Accent 6"/>
     <w:lsdException w:unhideWhenUsed="0" w:uiPriority="71" w:semiHidden="0" w:name="Colorful Shading Accent 6"/>
-    <w:lsdException w:unhideWhenUsed="0" w:uiPriority="72" w:semiHidden="0" w:name="Colorful List Accent 6"/>
-    <w:lsdException w:unhideWhenUsed="0" w:uiPriority="73" w:semiHidden="0" w:name="Colorful Grid Accent 6"/>
+    <w:lsdException w:qFormat="1" w:unhideWhenUsed="0" w:uiPriority="72" w:semiHidden="0" w:name="Colorful List Accent 6"/>
+    <w:lsdException w:qFormat="1" w:unhideWhenUsed="0" w:uiPriority="73" w:semiHidden="0" w:name="Colorful Grid Accent 6"/>
   </w:latentStyles>
   <w:style w:type="paragraph" w:default="1" w:styleId="1">
     <w:name w:val="Normal"/>
@@ -1655,7 +1756,7 @@
     <w:name w:val="heading 1"/>
     <w:basedOn w:val="1"/>
     <w:next w:val="1"/>
-    <w:link w:val="138"/>
+    <w:link w:val="139"/>
     <w:qFormat/>
     <w:uiPriority w:val="9"/>
     <w:pPr>
@@ -1677,7 +1778,7 @@
     <w:name w:val="heading 2"/>
     <w:basedOn w:val="1"/>
     <w:next w:val="1"/>
-    <w:link w:val="139"/>
+    <w:link w:val="140"/>
     <w:unhideWhenUsed/>
     <w:qFormat/>
     <w:uiPriority w:val="9"/>
@@ -1705,7 +1806,7 @@
     <w:name w:val="heading 3"/>
     <w:basedOn w:val="1"/>
     <w:next w:val="1"/>
-    <w:link w:val="140"/>
+    <w:link w:val="141"/>
     <w:unhideWhenUsed/>
     <w:qFormat/>
     <w:uiPriority w:val="9"/>
@@ -1731,7 +1832,7 @@
     <w:name w:val="heading 4"/>
     <w:basedOn w:val="1"/>
     <w:next w:val="1"/>
-    <w:link w:val="150"/>
+    <w:link w:val="151"/>
     <w:semiHidden/>
     <w:unhideWhenUsed/>
     <w:qFormat/>
@@ -1760,7 +1861,7 @@
     <w:name w:val="heading 5"/>
     <w:basedOn w:val="1"/>
     <w:next w:val="1"/>
-    <w:link w:val="151"/>
+    <w:link w:val="152"/>
     <w:semiHidden/>
     <w:unhideWhenUsed/>
     <w:qFormat/>
@@ -1780,7 +1881,7 @@
     <w:name w:val="heading 6"/>
     <w:basedOn w:val="1"/>
     <w:next w:val="1"/>
-    <w:link w:val="152"/>
+    <w:link w:val="153"/>
     <w:semiHidden/>
     <w:unhideWhenUsed/>
     <w:qFormat/>
@@ -1802,7 +1903,7 @@
     <w:name w:val="heading 7"/>
     <w:basedOn w:val="1"/>
     <w:next w:val="1"/>
-    <w:link w:val="153"/>
+    <w:link w:val="154"/>
     <w:semiHidden/>
     <w:unhideWhenUsed/>
     <w:qFormat/>
@@ -1832,7 +1933,7 @@
     <w:name w:val="heading 8"/>
     <w:basedOn w:val="1"/>
     <w:next w:val="1"/>
-    <w:link w:val="154"/>
+    <w:link w:val="155"/>
     <w:semiHidden/>
     <w:unhideWhenUsed/>
     <w:qFormat/>
@@ -1859,7 +1960,7 @@
     <w:name w:val="heading 9"/>
     <w:basedOn w:val="1"/>
     <w:next w:val="1"/>
-    <w:link w:val="155"/>
+    <w:link w:val="156"/>
     <w:semiHidden/>
     <w:unhideWhenUsed/>
     <w:qFormat/>
@@ -1912,7 +2013,7 @@
   <w:style w:type="paragraph" w:styleId="13">
     <w:name w:val="Body Text"/>
     <w:basedOn w:val="1"/>
-    <w:link w:val="144"/>
+    <w:link w:val="145"/>
     <w:unhideWhenUsed/>
     <w:qFormat/>
     <w:uiPriority w:val="99"/>
@@ -1923,7 +2024,7 @@
   <w:style w:type="paragraph" w:styleId="14">
     <w:name w:val="Body Text 2"/>
     <w:basedOn w:val="1"/>
-    <w:link w:val="145"/>
+    <w:link w:val="146"/>
     <w:unhideWhenUsed/>
     <w:qFormat/>
     <w:uiPriority w:val="99"/>
@@ -1934,7 +2035,7 @@
   <w:style w:type="paragraph" w:styleId="15">
     <w:name w:val="Body Text 3"/>
     <w:basedOn w:val="1"/>
-    <w:link w:val="146"/>
+    <w:link w:val="147"/>
     <w:unhideWhenUsed/>
     <w:qFormat/>
     <w:uiPriority w:val="99"/>
@@ -1983,6 +2084,21 @@
   <w:style w:type="paragraph" w:styleId="18">
     <w:name w:val="footer"/>
     <w:basedOn w:val="1"/>
+    <w:link w:val="137"/>
+    <w:unhideWhenUsed/>
+    <w:qFormat/>
+    <w:uiPriority w:val="99"/>
+    <w:pPr>
+      <w:tabs>
+        <w:tab w:val="center" w:pos="4680"/>
+        <w:tab w:val="right" w:pos="9360"/>
+      </w:tabs>
+      <w:spacing w:after="0" w:line="240" w:lineRule="auto"/>
+    </w:pPr>
+  </w:style>
+  <w:style w:type="paragraph" w:styleId="19">
+    <w:name w:val="header"/>
+    <w:basedOn w:val="1"/>
     <w:link w:val="136"/>
     <w:unhideWhenUsed/>
     <w:qFormat/>
@@ -1995,21 +2111,18 @@
       <w:spacing w:after="0" w:line="240" w:lineRule="auto"/>
     </w:pPr>
   </w:style>
-  <w:style w:type="paragraph" w:styleId="19">
-    <w:name w:val="header"/>
-    <w:basedOn w:val="1"/>
-    <w:link w:val="135"/>
+  <w:style w:type="character" w:styleId="20">
+    <w:name w:val="Hyperlink"/>
+    <w:basedOn w:val="11"/>
+    <w:semiHidden/>
     <w:unhideWhenUsed/>
     <w:uiPriority w:val="99"/>
-    <w:pPr>
-      <w:tabs>
-        <w:tab w:val="center" w:pos="4680"/>
-        <w:tab w:val="right" w:pos="9360"/>
-      </w:tabs>
-      <w:spacing w:after="0" w:line="240" w:lineRule="auto"/>
-    </w:pPr>
-  </w:style>
-  <w:style w:type="paragraph" w:styleId="20">
+    <w:rPr>
+      <w:color w:val="0000FF"/>
+      <w:u w:val="single"/>
+    </w:rPr>
+  </w:style>
+  <w:style w:type="paragraph" w:styleId="21">
     <w:name w:val="List"/>
     <w:basedOn w:val="1"/>
     <w:unhideWhenUsed/>
@@ -2020,7 +2133,7 @@
       <w:contextualSpacing/>
     </w:pPr>
   </w:style>
-  <w:style w:type="paragraph" w:styleId="21">
+  <w:style w:type="paragraph" w:styleId="22">
     <w:name w:val="List 2"/>
     <w:basedOn w:val="1"/>
     <w:unhideWhenUsed/>
@@ -2031,7 +2144,7 @@
       <w:contextualSpacing/>
     </w:pPr>
   </w:style>
-  <w:style w:type="paragraph" w:styleId="22">
+  <w:style w:type="paragraph" w:styleId="23">
     <w:name w:val="List 3"/>
     <w:basedOn w:val="1"/>
     <w:unhideWhenUsed/>
@@ -2042,7 +2155,7 @@
       <w:contextualSpacing/>
     </w:pPr>
   </w:style>
-  <w:style w:type="paragraph" w:styleId="23">
+  <w:style w:type="paragraph" w:styleId="24">
     <w:name w:val="List Bullet"/>
     <w:basedOn w:val="1"/>
     <w:unhideWhenUsed/>
@@ -2055,7 +2168,7 @@
       <w:contextualSpacing/>
     </w:pPr>
   </w:style>
-  <w:style w:type="paragraph" w:styleId="24">
+  <w:style w:type="paragraph" w:styleId="25">
     <w:name w:val="List Bullet 2"/>
     <w:basedOn w:val="1"/>
     <w:unhideWhenUsed/>
@@ -2068,7 +2181,7 @@
       <w:contextualSpacing/>
     </w:pPr>
   </w:style>
-  <w:style w:type="paragraph" w:styleId="25">
+  <w:style w:type="paragraph" w:styleId="26">
     <w:name w:val="List Bullet 3"/>
     <w:basedOn w:val="1"/>
     <w:unhideWhenUsed/>
@@ -2081,7 +2194,7 @@
       <w:contextualSpacing/>
     </w:pPr>
   </w:style>
-  <w:style w:type="paragraph" w:styleId="26">
+  <w:style w:type="paragraph" w:styleId="27">
     <w:name w:val="List Continue"/>
     <w:basedOn w:val="1"/>
     <w:unhideWhenUsed/>
@@ -2092,7 +2205,7 @@
       <w:contextualSpacing/>
     </w:pPr>
   </w:style>
-  <w:style w:type="paragraph" w:styleId="27">
+  <w:style w:type="paragraph" w:styleId="28">
     <w:name w:val="List Continue 2"/>
     <w:basedOn w:val="1"/>
     <w:unhideWhenUsed/>
@@ -2103,7 +2216,7 @@
       <w:contextualSpacing/>
     </w:pPr>
   </w:style>
-  <w:style w:type="paragraph" w:styleId="28">
+  <w:style w:type="paragraph" w:styleId="29">
     <w:name w:val="List Continue 3"/>
     <w:basedOn w:val="1"/>
     <w:unhideWhenUsed/>
@@ -2114,7 +2227,7 @@
       <w:contextualSpacing/>
     </w:pPr>
   </w:style>
-  <w:style w:type="paragraph" w:styleId="29">
+  <w:style w:type="paragraph" w:styleId="30">
     <w:name w:val="List Number"/>
     <w:basedOn w:val="1"/>
     <w:unhideWhenUsed/>
@@ -2127,7 +2240,7 @@
       <w:contextualSpacing/>
     </w:pPr>
   </w:style>
-  <w:style w:type="paragraph" w:styleId="30">
+  <w:style w:type="paragraph" w:styleId="31">
     <w:name w:val="List Number 2"/>
     <w:basedOn w:val="1"/>
     <w:unhideWhenUsed/>
@@ -2140,7 +2253,7 @@
       <w:contextualSpacing/>
     </w:pPr>
   </w:style>
-  <w:style w:type="paragraph" w:styleId="31">
+  <w:style w:type="paragraph" w:styleId="32">
     <w:name w:val="List Number 3"/>
     <w:basedOn w:val="1"/>
     <w:unhideWhenUsed/>
@@ -2153,9 +2266,9 @@
       <w:contextualSpacing/>
     </w:pPr>
   </w:style>
-  <w:style w:type="paragraph" w:styleId="32">
+  <w:style w:type="paragraph" w:styleId="33">
     <w:name w:val="macro"/>
-    <w:link w:val="147"/>
+    <w:link w:val="148"/>
     <w:unhideWhenUsed/>
     <w:uiPriority w:val="99"/>
     <w:pPr>
@@ -2177,7 +2290,7 @@
       <w:lang w:val="en-US" w:eastAsia="en-US" w:bidi="ar-SA"/>
     </w:rPr>
   </w:style>
-  <w:style w:type="character" w:styleId="33">
+  <w:style w:type="character" w:styleId="34">
     <w:name w:val="Strong"/>
     <w:basedOn w:val="11"/>
     <w:qFormat/>
@@ -2187,11 +2300,11 @@
       <w:bCs/>
     </w:rPr>
   </w:style>
-  <w:style w:type="paragraph" w:styleId="34">
+  <w:style w:type="paragraph" w:styleId="35">
     <w:name w:val="Subtitle"/>
     <w:basedOn w:val="1"/>
     <w:next w:val="1"/>
-    <w:link w:val="142"/>
+    <w:link w:val="143"/>
     <w:qFormat/>
     <w:uiPriority w:val="11"/>
     <w:rPr>
@@ -2209,7 +2322,7 @@
       </w14:textFill>
     </w:rPr>
   </w:style>
-  <w:style w:type="table" w:styleId="35">
+  <w:style w:type="table" w:styleId="36">
     <w:name w:val="Table Grid"/>
     <w:basedOn w:val="12"/>
     <w:uiPriority w:val="59"/>
@@ -2233,11 +2346,11 @@
       </w:tblCellMar>
     </w:tblPr>
   </w:style>
-  <w:style w:type="paragraph" w:styleId="36">
+  <w:style w:type="paragraph" w:styleId="37">
     <w:name w:val="Title"/>
     <w:basedOn w:val="1"/>
     <w:next w:val="1"/>
-    <w:link w:val="141"/>
+    <w:link w:val="142"/>
     <w:qFormat/>
     <w:uiPriority w:val="10"/>
     <w:pPr>
@@ -2256,7 +2369,7 @@
       <w:szCs w:val="52"/>
     </w:rPr>
   </w:style>
-  <w:style w:type="table" w:styleId="37">
+  <w:style w:type="table" w:styleId="38">
     <w:name w:val="Light Shading"/>
     <w:basedOn w:val="12"/>
     <w:uiPriority w:val="60"/>
@@ -2355,9 +2468,10 @@
       </w:tcPr>
     </w:tblStylePr>
   </w:style>
-  <w:style w:type="table" w:styleId="38">
+  <w:style w:type="table" w:styleId="39">
     <w:name w:val="Light Shading Accent 1"/>
     <w:basedOn w:val="12"/>
+    <w:qFormat/>
     <w:uiPriority w:val="60"/>
     <w:pPr>
       <w:spacing w:after="0" w:line="240" w:lineRule="auto"/>
@@ -2454,7 +2568,7 @@
       </w:tcPr>
     </w:tblStylePr>
   </w:style>
-  <w:style w:type="table" w:styleId="39">
+  <w:style w:type="table" w:styleId="40">
     <w:name w:val="Light Shading Accent 2"/>
     <w:basedOn w:val="12"/>
     <w:uiPriority w:val="60"/>
@@ -2553,7 +2667,7 @@
       </w:tcPr>
     </w:tblStylePr>
   </w:style>
-  <w:style w:type="table" w:styleId="40">
+  <w:style w:type="table" w:styleId="41">
     <w:name w:val="Light Shading Accent 3"/>
     <w:basedOn w:val="12"/>
     <w:uiPriority w:val="60"/>
@@ -2652,7 +2766,7 @@
       </w:tcPr>
     </w:tblStylePr>
   </w:style>
-  <w:style w:type="table" w:styleId="41">
+  <w:style w:type="table" w:styleId="42">
     <w:name w:val="Light Shading Accent 4"/>
     <w:basedOn w:val="12"/>
     <w:uiPriority w:val="60"/>
@@ -2751,7 +2865,7 @@
       </w:tcPr>
     </w:tblStylePr>
   </w:style>
-  <w:style w:type="table" w:styleId="42">
+  <w:style w:type="table" w:styleId="43">
     <w:name w:val="Light Shading Accent 5"/>
     <w:basedOn w:val="12"/>
     <w:uiPriority w:val="60"/>
@@ -2850,7 +2964,7 @@
       </w:tcPr>
     </w:tblStylePr>
   </w:style>
-  <w:style w:type="table" w:styleId="43">
+  <w:style w:type="table" w:styleId="44">
     <w:name w:val="Light Shading Accent 6"/>
     <w:basedOn w:val="12"/>
     <w:uiPriority w:val="60"/>
@@ -2949,7 +3063,7 @@
       </w:tcPr>
     </w:tblStylePr>
   </w:style>
-  <w:style w:type="table" w:styleId="44">
+  <w:style w:type="table" w:styleId="45">
     <w:name w:val="Light List"/>
     <w:basedOn w:val="12"/>
     <w:uiPriority w:val="61"/>
@@ -3042,7 +3156,7 @@
       </w:tcPr>
     </w:tblStylePr>
   </w:style>
-  <w:style w:type="table" w:styleId="45">
+  <w:style w:type="table" w:styleId="46">
     <w:name w:val="Light List Accent 1"/>
     <w:basedOn w:val="12"/>
     <w:uiPriority w:val="61"/>
@@ -3135,7 +3249,7 @@
       </w:tcPr>
     </w:tblStylePr>
   </w:style>
-  <w:style w:type="table" w:styleId="46">
+  <w:style w:type="table" w:styleId="47">
     <w:name w:val="Light List Accent 2"/>
     <w:basedOn w:val="12"/>
     <w:uiPriority w:val="61"/>
@@ -3228,7 +3342,7 @@
       </w:tcPr>
     </w:tblStylePr>
   </w:style>
-  <w:style w:type="table" w:styleId="47">
+  <w:style w:type="table" w:styleId="48">
     <w:name w:val="Light List Accent 3"/>
     <w:basedOn w:val="12"/>
     <w:uiPriority w:val="61"/>
@@ -3321,7 +3435,7 @@
       </w:tcPr>
     </w:tblStylePr>
   </w:style>
-  <w:style w:type="table" w:styleId="48">
+  <w:style w:type="table" w:styleId="49">
     <w:name w:val="Light List Accent 4"/>
     <w:basedOn w:val="12"/>
     <w:uiPriority w:val="61"/>
@@ -3414,7 +3528,7 @@
       </w:tcPr>
     </w:tblStylePr>
   </w:style>
-  <w:style w:type="table" w:styleId="49">
+  <w:style w:type="table" w:styleId="50">
     <w:name w:val="Light List Accent 5"/>
     <w:basedOn w:val="12"/>
     <w:uiPriority w:val="61"/>
@@ -3507,9 +3621,10 @@
       </w:tcPr>
     </w:tblStylePr>
   </w:style>
-  <w:style w:type="table" w:styleId="50">
+  <w:style w:type="table" w:styleId="51">
     <w:name w:val="Light List Accent 6"/>
     <w:basedOn w:val="12"/>
+    <w:qFormat/>
     <w:uiPriority w:val="61"/>
     <w:pPr>
       <w:spacing w:after="0" w:line="240" w:lineRule="auto"/>
@@ -3600,9 +3715,10 @@
       </w:tcPr>
     </w:tblStylePr>
   </w:style>
-  <w:style w:type="table" w:styleId="51">
+  <w:style w:type="table" w:styleId="52">
     <w:name w:val="Light Grid"/>
     <w:basedOn w:val="12"/>
+    <w:qFormat/>
     <w:uiPriority w:val="62"/>
     <w:pPr>
       <w:spacing w:after="0" w:line="240" w:lineRule="auto"/>
@@ -3726,9 +3842,10 @@
       </w:tcPr>
     </w:tblStylePr>
   </w:style>
-  <w:style w:type="table" w:styleId="52">
+  <w:style w:type="table" w:styleId="53">
     <w:name w:val="Light Grid Accent 1"/>
     <w:basedOn w:val="12"/>
+    <w:qFormat/>
     <w:uiPriority w:val="62"/>
     <w:pPr>
       <w:spacing w:after="0" w:line="240" w:lineRule="auto"/>
@@ -3852,9 +3969,10 @@
       </w:tcPr>
     </w:tblStylePr>
   </w:style>
-  <w:style w:type="table" w:styleId="53">
+  <w:style w:type="table" w:styleId="54">
     <w:name w:val="Light Grid Accent 2"/>
     <w:basedOn w:val="12"/>
+    <w:qFormat/>
     <w:uiPriority w:val="62"/>
     <w:pPr>
       <w:spacing w:after="0" w:line="240" w:lineRule="auto"/>
@@ -3978,9 +4096,10 @@
       </w:tcPr>
     </w:tblStylePr>
   </w:style>
-  <w:style w:type="table" w:styleId="54">
+  <w:style w:type="table" w:styleId="55">
     <w:name w:val="Light Grid Accent 3"/>
     <w:basedOn w:val="12"/>
+    <w:qFormat/>
     <w:uiPriority w:val="62"/>
     <w:pPr>
       <w:spacing w:after="0" w:line="240" w:lineRule="auto"/>
@@ -4104,9 +4223,10 @@
       </w:tcPr>
     </w:tblStylePr>
   </w:style>
-  <w:style w:type="table" w:styleId="55">
+  <w:style w:type="table" w:styleId="56">
     <w:name w:val="Light Grid Accent 4"/>
     <w:basedOn w:val="12"/>
+    <w:qFormat/>
     <w:uiPriority w:val="62"/>
     <w:pPr>
       <w:spacing w:after="0" w:line="240" w:lineRule="auto"/>
@@ -4230,9 +4350,10 @@
       </w:tcPr>
     </w:tblStylePr>
   </w:style>
-  <w:style w:type="table" w:styleId="56">
+  <w:style w:type="table" w:styleId="57">
     <w:name w:val="Light Grid Accent 5"/>
     <w:basedOn w:val="12"/>
+    <w:qFormat/>
     <w:uiPriority w:val="62"/>
     <w:pPr>
       <w:spacing w:after="0" w:line="240" w:lineRule="auto"/>
@@ -4356,7 +4477,7 @@
       </w:tcPr>
     </w:tblStylePr>
   </w:style>
-  <w:style w:type="table" w:styleId="57">
+  <w:style w:type="table" w:styleId="58">
     <w:name w:val="Light Grid Accent 6"/>
     <w:basedOn w:val="12"/>
     <w:uiPriority w:val="62"/>
@@ -4482,9 +4603,10 @@
       </w:tcPr>
     </w:tblStylePr>
   </w:style>
-  <w:style w:type="table" w:styleId="58">
+  <w:style w:type="table" w:styleId="59">
     <w:name w:val="Medium Shading 1"/>
     <w:basedOn w:val="12"/>
+    <w:qFormat/>
     <w:uiPriority w:val="63"/>
     <w:pPr>
       <w:spacing w:after="0" w:line="240" w:lineRule="auto"/>
@@ -4589,9 +4711,10 @@
       </w:tcPr>
     </w:tblStylePr>
   </w:style>
-  <w:style w:type="table" w:styleId="59">
+  <w:style w:type="table" w:styleId="60">
     <w:name w:val="Medium Shading 1 Accent 1"/>
     <w:basedOn w:val="12"/>
+    <w:qFormat/>
     <w:uiPriority w:val="63"/>
     <w:pPr>
       <w:spacing w:after="0" w:line="240" w:lineRule="auto"/>
@@ -4696,9 +4819,10 @@
       </w:tcPr>
     </w:tblStylePr>
   </w:style>
-  <w:style w:type="table" w:styleId="60">
+  <w:style w:type="table" w:styleId="61">
     <w:name w:val="Medium Shading 1 Accent 2"/>
     <w:basedOn w:val="12"/>
+    <w:qFormat/>
     <w:uiPriority w:val="63"/>
     <w:pPr>
       <w:spacing w:after="0" w:line="240" w:lineRule="auto"/>
@@ -4803,7 +4927,7 @@
       </w:tcPr>
     </w:tblStylePr>
   </w:style>
-  <w:style w:type="table" w:styleId="61">
+  <w:style w:type="table" w:styleId="62">
     <w:name w:val="Medium Shading 1 Accent 3"/>
     <w:basedOn w:val="12"/>
     <w:uiPriority w:val="63"/>
@@ -4910,9 +5034,10 @@
       </w:tcPr>
     </w:tblStylePr>
   </w:style>
-  <w:style w:type="table" w:styleId="62">
+  <w:style w:type="table" w:styleId="63">
     <w:name w:val="Medium Shading 1 Accent 4"/>
     <w:basedOn w:val="12"/>
+    <w:qFormat/>
     <w:uiPriority w:val="63"/>
     <w:pPr>
       <w:spacing w:after="0" w:line="240" w:lineRule="auto"/>
@@ -5017,9 +5142,10 @@
       </w:tcPr>
     </w:tblStylePr>
   </w:style>
-  <w:style w:type="table" w:styleId="63">
+  <w:style w:type="table" w:styleId="64">
     <w:name w:val="Medium Shading 1 Accent 5"/>
     <w:basedOn w:val="12"/>
+    <w:qFormat/>
     <w:uiPriority w:val="63"/>
     <w:pPr>
       <w:spacing w:after="0" w:line="240" w:lineRule="auto"/>
@@ -5124,9 +5250,10 @@
       </w:tcPr>
     </w:tblStylePr>
   </w:style>
-  <w:style w:type="table" w:styleId="64">
+  <w:style w:type="table" w:styleId="65">
     <w:name w:val="Medium Shading 1 Accent 6"/>
     <w:basedOn w:val="12"/>
+    <w:qFormat/>
     <w:uiPriority w:val="63"/>
     <w:pPr>
       <w:spacing w:after="0" w:line="240" w:lineRule="auto"/>
@@ -5231,9 +5358,10 @@
       </w:tcPr>
     </w:tblStylePr>
   </w:style>
-  <w:style w:type="table" w:styleId="65">
+  <w:style w:type="table" w:styleId="66">
     <w:name w:val="Medium Shading 2"/>
     <w:basedOn w:val="12"/>
+    <w:qFormat/>
     <w:uiPriority w:val="64"/>
     <w:pPr>
       <w:spacing w:after="0" w:line="240" w:lineRule="auto"/>
@@ -5396,9 +5524,10 @@
       </w:tcPr>
     </w:tblStylePr>
   </w:style>
-  <w:style w:type="table" w:styleId="66">
+  <w:style w:type="table" w:styleId="67">
     <w:name w:val="Medium Shading 2 Accent 1"/>
     <w:basedOn w:val="12"/>
+    <w:qFormat/>
     <w:uiPriority w:val="64"/>
     <w:pPr>
       <w:spacing w:after="0" w:line="240" w:lineRule="auto"/>
@@ -5561,9 +5690,10 @@
       </w:tcPr>
     </w:tblStylePr>
   </w:style>
-  <w:style w:type="table" w:styleId="67">
+  <w:style w:type="table" w:styleId="68">
     <w:name w:val="Medium Shading 2 Accent 2"/>
     <w:basedOn w:val="12"/>
+    <w:qFormat/>
     <w:uiPriority w:val="64"/>
     <w:pPr>
       <w:spacing w:after="0" w:line="240" w:lineRule="auto"/>
@@ -5726,9 +5856,10 @@
       </w:tcPr>
     </w:tblStylePr>
   </w:style>
-  <w:style w:type="table" w:styleId="68">
+  <w:style w:type="table" w:styleId="69">
     <w:name w:val="Medium Shading 2 Accent 3"/>
     <w:basedOn w:val="12"/>
+    <w:qFormat/>
     <w:uiPriority w:val="64"/>
     <w:pPr>
       <w:spacing w:after="0" w:line="240" w:lineRule="auto"/>
@@ -5891,9 +6022,10 @@
       </w:tcPr>
     </w:tblStylePr>
   </w:style>
-  <w:style w:type="table" w:styleId="69">
+  <w:style w:type="table" w:styleId="70">
     <w:name w:val="Medium Shading 2 Accent 4"/>
     <w:basedOn w:val="12"/>
+    <w:qFormat/>
     <w:uiPriority w:val="64"/>
     <w:pPr>
       <w:spacing w:after="0" w:line="240" w:lineRule="auto"/>
@@ -6056,9 +6188,10 @@
       </w:tcPr>
     </w:tblStylePr>
   </w:style>
-  <w:style w:type="table" w:styleId="70">
+  <w:style w:type="table" w:styleId="71">
     <w:name w:val="Medium Shading 2 Accent 5"/>
     <w:basedOn w:val="12"/>
+    <w:qFormat/>
     <w:uiPriority w:val="64"/>
     <w:pPr>
       <w:spacing w:after="0" w:line="240" w:lineRule="auto"/>
@@ -6221,9 +6354,10 @@
       </w:tcPr>
     </w:tblStylePr>
   </w:style>
-  <w:style w:type="table" w:styleId="71">
+  <w:style w:type="table" w:styleId="72">
     <w:name w:val="Medium Shading 2 Accent 6"/>
     <w:basedOn w:val="12"/>
+    <w:qFormat/>
     <w:uiPriority w:val="64"/>
     <w:pPr>
       <w:spacing w:after="0" w:line="240" w:lineRule="auto"/>
@@ -6386,9 +6520,10 @@
       </w:tcPr>
     </w:tblStylePr>
   </w:style>
-  <w:style w:type="table" w:styleId="72">
+  <w:style w:type="table" w:styleId="73">
     <w:name w:val="Medium List 1"/>
     <w:basedOn w:val="12"/>
+    <w:qFormat/>
     <w:uiPriority w:val="65"/>
     <w:pPr>
       <w:spacing w:after="0" w:line="240" w:lineRule="auto"/>
@@ -6476,9 +6611,10 @@
       </w:tcPr>
     </w:tblStylePr>
   </w:style>
-  <w:style w:type="table" w:styleId="73">
+  <w:style w:type="table" w:styleId="74">
     <w:name w:val="Medium List 1 Accent 1"/>
     <w:basedOn w:val="12"/>
+    <w:qFormat/>
     <w:uiPriority w:val="65"/>
     <w:pPr>
       <w:spacing w:after="0" w:line="240" w:lineRule="auto"/>
@@ -6566,9 +6702,10 @@
       </w:tcPr>
     </w:tblStylePr>
   </w:style>
-  <w:style w:type="table" w:styleId="74">
+  <w:style w:type="table" w:styleId="75">
     <w:name w:val="Medium List 1 Accent 2"/>
     <w:basedOn w:val="12"/>
+    <w:qFormat/>
     <w:uiPriority w:val="65"/>
     <w:pPr>
       <w:spacing w:after="0" w:line="240" w:lineRule="auto"/>
@@ -6656,9 +6793,10 @@
       </w:tcPr>
     </w:tblStylePr>
   </w:style>
-  <w:style w:type="table" w:styleId="75">
+  <w:style w:type="table" w:styleId="76">
     <w:name w:val="Medium List 1 Accent 3"/>
     <w:basedOn w:val="12"/>
+    <w:qFormat/>
     <w:uiPriority w:val="65"/>
     <w:pPr>
       <w:spacing w:after="0" w:line="240" w:lineRule="auto"/>
@@ -6746,7 +6884,7 @@
       </w:tcPr>
     </w:tblStylePr>
   </w:style>
-  <w:style w:type="table" w:styleId="76">
+  <w:style w:type="table" w:styleId="77">
     <w:name w:val="Medium List 1 Accent 4"/>
     <w:basedOn w:val="12"/>
     <w:qFormat/>
@@ -6837,7 +6975,7 @@
       </w:tcPr>
     </w:tblStylePr>
   </w:style>
-  <w:style w:type="table" w:styleId="77">
+  <w:style w:type="table" w:styleId="78">
     <w:name w:val="Medium List 1 Accent 5"/>
     <w:basedOn w:val="12"/>
     <w:qFormat/>
@@ -6928,7 +7066,7 @@
       </w:tcPr>
     </w:tblStylePr>
   </w:style>
-  <w:style w:type="table" w:styleId="78">
+  <w:style w:type="table" w:styleId="79">
     <w:name w:val="Medium List 1 Accent 6"/>
     <w:basedOn w:val="12"/>
     <w:qFormat/>
@@ -7019,7 +7157,7 @@
       </w:tcPr>
     </w:tblStylePr>
   </w:style>
-  <w:style w:type="table" w:styleId="79">
+  <w:style w:type="table" w:styleId="80">
     <w:name w:val="Medium List 2"/>
     <w:basedOn w:val="12"/>
     <w:qFormat/>
@@ -7149,7 +7287,7 @@
       </w:tcPr>
     </w:tblStylePr>
   </w:style>
-  <w:style w:type="table" w:styleId="80">
+  <w:style w:type="table" w:styleId="81">
     <w:name w:val="Medium List 2 Accent 1"/>
     <w:basedOn w:val="12"/>
     <w:qFormat/>
@@ -7279,7 +7417,7 @@
       </w:tcPr>
     </w:tblStylePr>
   </w:style>
-  <w:style w:type="table" w:styleId="81">
+  <w:style w:type="table" w:styleId="82">
     <w:name w:val="Medium List 2 Accent 2"/>
     <w:basedOn w:val="12"/>
     <w:qFormat/>
@@ -7409,7 +7547,7 @@
       </w:tcPr>
     </w:tblStylePr>
   </w:style>
-  <w:style w:type="table" w:styleId="82">
+  <w:style w:type="table" w:styleId="83">
     <w:name w:val="Medium List 2 Accent 3"/>
     <w:basedOn w:val="12"/>
     <w:qFormat/>
@@ -7539,7 +7677,7 @@
       </w:tcPr>
     </w:tblStylePr>
   </w:style>
-  <w:style w:type="table" w:styleId="83">
+  <w:style w:type="table" w:styleId="84">
     <w:name w:val="Medium List 2 Accent 4"/>
     <w:basedOn w:val="12"/>
     <w:qFormat/>
@@ -7669,7 +7807,7 @@
       </w:tcPr>
     </w:tblStylePr>
   </w:style>
-  <w:style w:type="table" w:styleId="84">
+  <w:style w:type="table" w:styleId="85">
     <w:name w:val="Medium List 2 Accent 5"/>
     <w:basedOn w:val="12"/>
     <w:qFormat/>
@@ -7799,7 +7937,7 @@
       </w:tcPr>
     </w:tblStylePr>
   </w:style>
-  <w:style w:type="table" w:styleId="85">
+  <w:style w:type="table" w:styleId="86">
     <w:name w:val="Medium List 2 Accent 6"/>
     <w:basedOn w:val="12"/>
     <w:qFormat/>
@@ -7929,7 +8067,7 @@
       </w:tcPr>
     </w:tblStylePr>
   </w:style>
-  <w:style w:type="table" w:styleId="86">
+  <w:style w:type="table" w:styleId="87">
     <w:name w:val="Medium Grid 1"/>
     <w:basedOn w:val="12"/>
     <w:qFormat/>
@@ -7999,9 +8137,10 @@
       </w:tcPr>
     </w:tblStylePr>
   </w:style>
-  <w:style w:type="table" w:styleId="87">
+  <w:style w:type="table" w:styleId="88">
     <w:name w:val="Medium Grid 1 Accent 1"/>
     <w:basedOn w:val="12"/>
+    <w:qFormat/>
     <w:uiPriority w:val="67"/>
     <w:pPr>
       <w:spacing w:after="0" w:line="240" w:lineRule="auto"/>
@@ -8068,9 +8207,10 @@
       </w:tcPr>
     </w:tblStylePr>
   </w:style>
-  <w:style w:type="table" w:styleId="88">
+  <w:style w:type="table" w:styleId="89">
     <w:name w:val="Medium Grid 1 Accent 2"/>
     <w:basedOn w:val="12"/>
+    <w:qFormat/>
     <w:uiPriority w:val="67"/>
     <w:pPr>
       <w:spacing w:after="0" w:line="240" w:lineRule="auto"/>
@@ -8137,7 +8277,7 @@
       </w:tcPr>
     </w:tblStylePr>
   </w:style>
-  <w:style w:type="table" w:styleId="89">
+  <w:style w:type="table" w:styleId="90">
     <w:name w:val="Medium Grid 1 Accent 3"/>
     <w:basedOn w:val="12"/>
     <w:uiPriority w:val="67"/>
@@ -8206,7 +8346,7 @@
       </w:tcPr>
     </w:tblStylePr>
   </w:style>
-  <w:style w:type="table" w:styleId="90">
+  <w:style w:type="table" w:styleId="91">
     <w:name w:val="Medium Grid 1 Accent 4"/>
     <w:basedOn w:val="12"/>
     <w:uiPriority w:val="67"/>
@@ -8275,9 +8415,10 @@
       </w:tcPr>
     </w:tblStylePr>
   </w:style>
-  <w:style w:type="table" w:styleId="91">
+  <w:style w:type="table" w:styleId="92">
     <w:name w:val="Medium Grid 1 Accent 5"/>
     <w:basedOn w:val="12"/>
+    <w:qFormat/>
     <w:uiPriority w:val="67"/>
     <w:pPr>
       <w:spacing w:after="0" w:line="240" w:lineRule="auto"/>
@@ -8344,7 +8485,7 @@
       </w:tcPr>
     </w:tblStylePr>
   </w:style>
-  <w:style w:type="table" w:styleId="92">
+  <w:style w:type="table" w:styleId="93">
     <w:name w:val="Medium Grid 1 Accent 6"/>
     <w:basedOn w:val="12"/>
     <w:uiPriority w:val="67"/>
@@ -8413,7 +8554,7 @@
       </w:tcPr>
     </w:tblStylePr>
   </w:style>
-  <w:style w:type="table" w:styleId="93">
+  <w:style w:type="table" w:styleId="94">
     <w:name w:val="Medium Grid 2"/>
     <w:basedOn w:val="12"/>
     <w:uiPriority w:val="68"/>
@@ -8559,9 +8700,10 @@
       </w:tcPr>
     </w:tblStylePr>
   </w:style>
-  <w:style w:type="table" w:styleId="94">
+  <w:style w:type="table" w:styleId="95">
     <w:name w:val="Medium Grid 2 Accent 1"/>
     <w:basedOn w:val="12"/>
+    <w:qFormat/>
     <w:uiPriority w:val="68"/>
     <w:pPr>
       <w:spacing w:after="0" w:line="240" w:lineRule="auto"/>
@@ -8705,9 +8847,10 @@
       </w:tcPr>
     </w:tblStylePr>
   </w:style>
-  <w:style w:type="table" w:styleId="95">
+  <w:style w:type="table" w:styleId="96">
     <w:name w:val="Medium Grid 2 Accent 2"/>
     <w:basedOn w:val="12"/>
+    <w:qFormat/>
     <w:uiPriority w:val="68"/>
     <w:pPr>
       <w:spacing w:after="0" w:line="240" w:lineRule="auto"/>
@@ -8851,9 +8994,10 @@
       </w:tcPr>
     </w:tblStylePr>
   </w:style>
-  <w:style w:type="table" w:styleId="96">
+  <w:style w:type="table" w:styleId="97">
     <w:name w:val="Medium Grid 2 Accent 3"/>
     <w:basedOn w:val="12"/>
+    <w:qFormat/>
     <w:uiPriority w:val="68"/>
     <w:pPr>
       <w:spacing w:after="0" w:line="240" w:lineRule="auto"/>
@@ -8997,9 +9141,10 @@
       </w:tcPr>
     </w:tblStylePr>
   </w:style>
-  <w:style w:type="table" w:styleId="97">
+  <w:style w:type="table" w:styleId="98">
     <w:name w:val="Medium Grid 2 Accent 4"/>
     <w:basedOn w:val="12"/>
+    <w:qFormat/>
     <w:uiPriority w:val="68"/>
     <w:pPr>
       <w:spacing w:after="0" w:line="240" w:lineRule="auto"/>
@@ -9143,9 +9288,10 @@
       </w:tcPr>
     </w:tblStylePr>
   </w:style>
-  <w:style w:type="table" w:styleId="98">
+  <w:style w:type="table" w:styleId="99">
     <w:name w:val="Medium Grid 2 Accent 5"/>
     <w:basedOn w:val="12"/>
+    <w:qFormat/>
     <w:uiPriority w:val="68"/>
     <w:pPr>
       <w:spacing w:after="0" w:line="240" w:lineRule="auto"/>
@@ -9289,9 +9435,10 @@
       </w:tcPr>
     </w:tblStylePr>
   </w:style>
-  <w:style w:type="table" w:styleId="99">
+  <w:style w:type="table" w:styleId="100">
     <w:name w:val="Medium Grid 2 Accent 6"/>
     <w:basedOn w:val="12"/>
+    <w:qFormat/>
     <w:uiPriority w:val="68"/>
     <w:pPr>
       <w:spacing w:after="0" w:line="240" w:lineRule="auto"/>
@@ -9435,9 +9582,10 @@
       </w:tcPr>
     </w:tblStylePr>
   </w:style>
-  <w:style w:type="table" w:styleId="100">
+  <w:style w:type="table" w:styleId="101">
     <w:name w:val="Medium Grid 3"/>
     <w:basedOn w:val="12"/>
+    <w:qFormat/>
     <w:uiPriority w:val="69"/>
     <w:pPr>
       <w:spacing w:after="0" w:line="240" w:lineRule="auto"/>
@@ -9592,9 +9740,10 @@
       </w:tcPr>
     </w:tblStylePr>
   </w:style>
-  <w:style w:type="table" w:styleId="101">
+  <w:style w:type="table" w:styleId="102">
     <w:name w:val="Medium Grid 3 Accent 1"/>
     <w:basedOn w:val="12"/>
+    <w:qFormat/>
     <w:uiPriority w:val="69"/>
     <w:pPr>
       <w:spacing w:after="0" w:line="240" w:lineRule="auto"/>
@@ -9749,9 +9898,10 @@
       </w:tcPr>
     </w:tblStylePr>
   </w:style>
-  <w:style w:type="table" w:styleId="102">
+  <w:style w:type="table" w:styleId="103">
     <w:name w:val="Medium Grid 3 Accent 2"/>
     <w:basedOn w:val="12"/>
+    <w:qFormat/>
     <w:uiPriority w:val="69"/>
     <w:pPr>
       <w:spacing w:after="0" w:line="240" w:lineRule="auto"/>
@@ -9906,9 +10056,10 @@
       </w:tcPr>
     </w:tblStylePr>
   </w:style>
-  <w:style w:type="table" w:styleId="103">
+  <w:style w:type="table" w:styleId="104">
     <w:name w:val="Medium Grid 3 Accent 3"/>
     <w:basedOn w:val="12"/>
+    <w:qFormat/>
     <w:uiPriority w:val="69"/>
     <w:pPr>
       <w:spacing w:after="0" w:line="240" w:lineRule="auto"/>
@@ -10063,7 +10214,7 @@
       </w:tcPr>
     </w:tblStylePr>
   </w:style>
-  <w:style w:type="table" w:styleId="104">
+  <w:style w:type="table" w:styleId="105">
     <w:name w:val="Medium Grid 3 Accent 4"/>
     <w:basedOn w:val="12"/>
     <w:uiPriority w:val="69"/>
@@ -10220,9 +10371,10 @@
       </w:tcPr>
     </w:tblStylePr>
   </w:style>
-  <w:style w:type="table" w:styleId="105">
+  <w:style w:type="table" w:styleId="106">
     <w:name w:val="Medium Grid 3 Accent 5"/>
     <w:basedOn w:val="12"/>
+    <w:qFormat/>
     <w:uiPriority w:val="69"/>
     <w:pPr>
       <w:spacing w:after="0" w:line="240" w:lineRule="auto"/>
@@ -10377,9 +10529,10 @@
       </w:tcPr>
     </w:tblStylePr>
   </w:style>
-  <w:style w:type="table" w:styleId="106">
+  <w:style w:type="table" w:styleId="107">
     <w:name w:val="Medium Grid 3 Accent 6"/>
     <w:basedOn w:val="12"/>
+    <w:qFormat/>
     <w:uiPriority w:val="69"/>
     <w:pPr>
       <w:spacing w:after="0" w:line="240" w:lineRule="auto"/>
@@ -10534,9 +10687,10 @@
       </w:tcPr>
     </w:tblStylePr>
   </w:style>
-  <w:style w:type="table" w:styleId="107">
+  <w:style w:type="table" w:styleId="108">
     <w:name w:val="Dark List"/>
     <w:basedOn w:val="12"/>
+    <w:qFormat/>
     <w:uiPriority w:val="70"/>
     <w:pPr>
       <w:spacing w:after="0" w:line="240" w:lineRule="auto"/>
@@ -10649,9 +10803,10 @@
       </w:tcPr>
     </w:tblStylePr>
   </w:style>
-  <w:style w:type="table" w:styleId="108">
+  <w:style w:type="table" w:styleId="109">
     <w:name w:val="Dark List Accent 1"/>
     <w:basedOn w:val="12"/>
+    <w:qFormat/>
     <w:uiPriority w:val="70"/>
     <w:pPr>
       <w:spacing w:after="0" w:line="240" w:lineRule="auto"/>
@@ -10764,9 +10919,10 @@
       </w:tcPr>
     </w:tblStylePr>
   </w:style>
-  <w:style w:type="table" w:styleId="109">
+  <w:style w:type="table" w:styleId="110">
     <w:name w:val="Dark List Accent 2"/>
     <w:basedOn w:val="12"/>
+    <w:qFormat/>
     <w:uiPriority w:val="70"/>
     <w:pPr>
       <w:spacing w:after="0" w:line="240" w:lineRule="auto"/>
@@ -10879,9 +11035,10 @@
       </w:tcPr>
     </w:tblStylePr>
   </w:style>
-  <w:style w:type="table" w:styleId="110">
+  <w:style w:type="table" w:styleId="111">
     <w:name w:val="Dark List Accent 3"/>
     <w:basedOn w:val="12"/>
+    <w:qFormat/>
     <w:uiPriority w:val="70"/>
     <w:pPr>
       <w:spacing w:after="0" w:line="240" w:lineRule="auto"/>
@@ -10994,9 +11151,10 @@
       </w:tcPr>
     </w:tblStylePr>
   </w:style>
-  <w:style w:type="table" w:styleId="111">
+  <w:style w:type="table" w:styleId="112">
     <w:name w:val="Dark List Accent 4"/>
     <w:basedOn w:val="12"/>
+    <w:qFormat/>
     <w:uiPriority w:val="70"/>
     <w:pPr>
       <w:spacing w:after="0" w:line="240" w:lineRule="auto"/>
@@ -11109,9 +11267,10 @@
       </w:tcPr>
     </w:tblStylePr>
   </w:style>
-  <w:style w:type="table" w:styleId="112">
+  <w:style w:type="table" w:styleId="113">
     <w:name w:val="Dark List Accent 5"/>
     <w:basedOn w:val="12"/>
+    <w:qFormat/>
     <w:uiPriority w:val="70"/>
     <w:pPr>
       <w:spacing w:after="0" w:line="240" w:lineRule="auto"/>
@@ -11224,9 +11383,10 @@
       </w:tcPr>
     </w:tblStylePr>
   </w:style>
-  <w:style w:type="table" w:styleId="113">
+  <w:style w:type="table" w:styleId="114">
     <w:name w:val="Dark List Accent 6"/>
     <w:basedOn w:val="12"/>
+    <w:qFormat/>
     <w:uiPriority w:val="70"/>
     <w:pPr>
       <w:spacing w:after="0" w:line="240" w:lineRule="auto"/>
@@ -11339,9 +11499,10 @@
       </w:tcPr>
     </w:tblStylePr>
   </w:style>
-  <w:style w:type="table" w:styleId="114">
+  <w:style w:type="table" w:styleId="115">
     <w:name w:val="Colorful Shading"/>
     <w:basedOn w:val="12"/>
+    <w:qFormat/>
     <w:uiPriority w:val="71"/>
     <w:pPr>
       <w:spacing w:after="0" w:line="240" w:lineRule="auto"/>
@@ -11487,9 +11648,10 @@
       </w:rPr>
     </w:tblStylePr>
   </w:style>
-  <w:style w:type="table" w:styleId="115">
+  <w:style w:type="table" w:styleId="116">
     <w:name w:val="Colorful Shading Accent 1"/>
     <w:basedOn w:val="12"/>
+    <w:qFormat/>
     <w:uiPriority w:val="71"/>
     <w:pPr>
       <w:spacing w:after="0" w:line="240" w:lineRule="auto"/>
@@ -11635,9 +11797,10 @@
       </w:rPr>
     </w:tblStylePr>
   </w:style>
-  <w:style w:type="table" w:styleId="116">
+  <w:style w:type="table" w:styleId="117">
     <w:name w:val="Colorful Shading Accent 2"/>
     <w:basedOn w:val="12"/>
+    <w:qFormat/>
     <w:uiPriority w:val="71"/>
     <w:pPr>
       <w:spacing w:after="0" w:line="240" w:lineRule="auto"/>
@@ -11783,9 +11946,10 @@
       </w:rPr>
     </w:tblStylePr>
   </w:style>
-  <w:style w:type="table" w:styleId="117">
+  <w:style w:type="table" w:styleId="118">
     <w:name w:val="Colorful Shading Accent 3"/>
     <w:basedOn w:val="12"/>
+    <w:qFormat/>
     <w:uiPriority w:val="71"/>
     <w:pPr>
       <w:spacing w:after="0" w:line="240" w:lineRule="auto"/>
@@ -11911,7 +12075,7 @@
       </w:tcPr>
     </w:tblStylePr>
   </w:style>
-  <w:style w:type="table" w:styleId="118">
+  <w:style w:type="table" w:styleId="119">
     <w:name w:val="Colorful Shading Accent 4"/>
     <w:basedOn w:val="12"/>
     <w:uiPriority w:val="71"/>
@@ -12059,9 +12223,10 @@
       </w:rPr>
     </w:tblStylePr>
   </w:style>
-  <w:style w:type="table" w:styleId="119">
+  <w:style w:type="table" w:styleId="120">
     <w:name w:val="Colorful Shading Accent 5"/>
     <w:basedOn w:val="12"/>
+    <w:qFormat/>
     <w:uiPriority w:val="71"/>
     <w:pPr>
       <w:spacing w:after="0" w:line="240" w:lineRule="auto"/>
@@ -12207,7 +12372,7 @@
       </w:rPr>
     </w:tblStylePr>
   </w:style>
-  <w:style w:type="table" w:styleId="120">
+  <w:style w:type="table" w:styleId="121">
     <w:name w:val="Colorful Shading Accent 6"/>
     <w:basedOn w:val="12"/>
     <w:uiPriority w:val="71"/>
@@ -12355,9 +12520,10 @@
       </w:rPr>
     </w:tblStylePr>
   </w:style>
-  <w:style w:type="table" w:styleId="121">
+  <w:style w:type="table" w:styleId="122">
     <w:name w:val="Colorful List"/>
     <w:basedOn w:val="12"/>
+    <w:qFormat/>
     <w:uiPriority w:val="72"/>
     <w:pPr>
       <w:spacing w:after="0" w:line="240" w:lineRule="auto"/>
@@ -12447,9 +12613,10 @@
       </w:tcPr>
     </w:tblStylePr>
   </w:style>
-  <w:style w:type="table" w:styleId="122">
+  <w:style w:type="table" w:styleId="123">
     <w:name w:val="Colorful List Accent 1"/>
     <w:basedOn w:val="12"/>
+    <w:qFormat/>
     <w:uiPriority w:val="72"/>
     <w:pPr>
       <w:spacing w:after="0" w:line="240" w:lineRule="auto"/>
@@ -12539,9 +12706,10 @@
       </w:tcPr>
     </w:tblStylePr>
   </w:style>
-  <w:style w:type="table" w:styleId="123">
+  <w:style w:type="table" w:styleId="124">
     <w:name w:val="Colorful List Accent 2"/>
     <w:basedOn w:val="12"/>
+    <w:qFormat/>
     <w:uiPriority w:val="72"/>
     <w:pPr>
       <w:spacing w:after="0" w:line="240" w:lineRule="auto"/>
@@ -12631,9 +12799,10 @@
       </w:tcPr>
     </w:tblStylePr>
   </w:style>
-  <w:style w:type="table" w:styleId="124">
+  <w:style w:type="table" w:styleId="125">
     <w:name w:val="Colorful List Accent 3"/>
     <w:basedOn w:val="12"/>
+    <w:qFormat/>
     <w:uiPriority w:val="72"/>
     <w:pPr>
       <w:spacing w:after="0" w:line="240" w:lineRule="auto"/>
@@ -12723,9 +12892,10 @@
       </w:tcPr>
     </w:tblStylePr>
   </w:style>
-  <w:style w:type="table" w:styleId="125">
+  <w:style w:type="table" w:styleId="126">
     <w:name w:val="Colorful List Accent 4"/>
     <w:basedOn w:val="12"/>
+    <w:qFormat/>
     <w:uiPriority w:val="72"/>
     <w:pPr>
       <w:spacing w:after="0" w:line="240" w:lineRule="auto"/>
@@ -12815,9 +12985,10 @@
       </w:tcPr>
     </w:tblStylePr>
   </w:style>
-  <w:style w:type="table" w:styleId="126">
+  <w:style w:type="table" w:styleId="127">
     <w:name w:val="Colorful List Accent 5"/>
     <w:basedOn w:val="12"/>
+    <w:qFormat/>
     <w:uiPriority w:val="72"/>
     <w:pPr>
       <w:spacing w:after="0" w:line="240" w:lineRule="auto"/>
@@ -12907,9 +13078,10 @@
       </w:tcPr>
     </w:tblStylePr>
   </w:style>
-  <w:style w:type="table" w:styleId="127">
+  <w:style w:type="table" w:styleId="128">
     <w:name w:val="Colorful List Accent 6"/>
     <w:basedOn w:val="12"/>
+    <w:qFormat/>
     <w:uiPriority w:val="72"/>
     <w:pPr>
       <w:spacing w:after="0" w:line="240" w:lineRule="auto"/>
@@ -12999,9 +13171,10 @@
       </w:tcPr>
     </w:tblStylePr>
   </w:style>
-  <w:style w:type="table" w:styleId="128">
+  <w:style w:type="table" w:styleId="129">
     <w:name w:val="Colorful Grid"/>
     <w:basedOn w:val="12"/>
+    <w:qFormat/>
     <w:uiPriority w:val="73"/>
     <w:pPr>
       <w:spacing w:after="0" w:line="240" w:lineRule="auto"/>
@@ -13095,9 +13268,10 @@
       </w:tcPr>
     </w:tblStylePr>
   </w:style>
-  <w:style w:type="table" w:styleId="129">
+  <w:style w:type="table" w:styleId="130">
     <w:name w:val="Colorful Grid Accent 1"/>
     <w:basedOn w:val="12"/>
+    <w:qFormat/>
     <w:uiPriority w:val="73"/>
     <w:pPr>
       <w:spacing w:after="0" w:line="240" w:lineRule="auto"/>
@@ -13191,9 +13365,10 @@
       </w:tcPr>
     </w:tblStylePr>
   </w:style>
-  <w:style w:type="table" w:styleId="130">
+  <w:style w:type="table" w:styleId="131">
     <w:name w:val="Colorful Grid Accent 2"/>
     <w:basedOn w:val="12"/>
+    <w:qFormat/>
     <w:uiPriority w:val="73"/>
     <w:pPr>
       <w:spacing w:after="0" w:line="240" w:lineRule="auto"/>
@@ -13287,9 +13462,10 @@
       </w:tcPr>
     </w:tblStylePr>
   </w:style>
-  <w:style w:type="table" w:styleId="131">
+  <w:style w:type="table" w:styleId="132">
     <w:name w:val="Colorful Grid Accent 3"/>
     <w:basedOn w:val="12"/>
+    <w:qFormat/>
     <w:uiPriority w:val="73"/>
     <w:pPr>
       <w:spacing w:after="0" w:line="240" w:lineRule="auto"/>
@@ -13383,9 +13559,10 @@
       </w:tcPr>
     </w:tblStylePr>
   </w:style>
-  <w:style w:type="table" w:styleId="132">
+  <w:style w:type="table" w:styleId="133">
     <w:name w:val="Colorful Grid Accent 4"/>
     <w:basedOn w:val="12"/>
+    <w:qFormat/>
     <w:uiPriority w:val="73"/>
     <w:pPr>
       <w:spacing w:after="0" w:line="240" w:lineRule="auto"/>
@@ -13479,9 +13656,10 @@
       </w:tcPr>
     </w:tblStylePr>
   </w:style>
-  <w:style w:type="table" w:styleId="133">
+  <w:style w:type="table" w:styleId="134">
     <w:name w:val="Colorful Grid Accent 5"/>
     <w:basedOn w:val="12"/>
+    <w:qFormat/>
     <w:uiPriority w:val="73"/>
     <w:pPr>
       <w:spacing w:after="0" w:line="240" w:lineRule="auto"/>
@@ -13575,9 +13753,10 @@
       </w:tcPr>
     </w:tblStylePr>
   </w:style>
-  <w:style w:type="table" w:styleId="134">
+  <w:style w:type="table" w:styleId="135">
     <w:name w:val="Colorful Grid Accent 6"/>
     <w:basedOn w:val="12"/>
+    <w:qFormat/>
     <w:uiPriority w:val="73"/>
     <w:pPr>
       <w:spacing w:after="0" w:line="240" w:lineRule="auto"/>
@@ -13671,21 +13850,21 @@
       </w:tcPr>
     </w:tblStylePr>
   </w:style>
-  <w:style w:type="character" w:customStyle="1" w:styleId="135">
+  <w:style w:type="character" w:customStyle="1" w:styleId="136">
     <w:name w:val="Header Char"/>
     <w:basedOn w:val="11"/>
     <w:link w:val="19"/>
     <w:qFormat/>
     <w:uiPriority w:val="99"/>
   </w:style>
-  <w:style w:type="character" w:customStyle="1" w:styleId="136">
+  <w:style w:type="character" w:customStyle="1" w:styleId="137">
     <w:name w:val="Footer Char"/>
     <w:basedOn w:val="11"/>
     <w:link w:val="18"/>
     <w:qFormat/>
     <w:uiPriority w:val="99"/>
   </w:style>
-  <w:style w:type="paragraph" w:styleId="137">
+  <w:style w:type="paragraph" w:styleId="138">
     <w:name w:val="No Spacing"/>
     <w:qFormat/>
     <w:uiPriority w:val="1"/>
@@ -13699,7 +13878,7 @@
       <w:lang w:val="en-US" w:eastAsia="en-US" w:bidi="ar-SA"/>
     </w:rPr>
   </w:style>
-  <w:style w:type="character" w:customStyle="1" w:styleId="138">
+  <w:style w:type="character" w:customStyle="1" w:styleId="139">
     <w:name w:val="Heading 1 Char"/>
     <w:basedOn w:val="11"/>
     <w:link w:val="2"/>
@@ -13714,7 +13893,7 @@
       <w:szCs w:val="28"/>
     </w:rPr>
   </w:style>
-  <w:style w:type="character" w:customStyle="1" w:styleId="139">
+  <w:style w:type="character" w:customStyle="1" w:styleId="140">
     <w:name w:val="Heading 2 Char"/>
     <w:basedOn w:val="11"/>
     <w:link w:val="3"/>
@@ -13734,7 +13913,7 @@
       </w14:textFill>
     </w:rPr>
   </w:style>
-  <w:style w:type="character" w:customStyle="1" w:styleId="140">
+  <w:style w:type="character" w:customStyle="1" w:styleId="141">
     <w:name w:val="Heading 3 Char"/>
     <w:basedOn w:val="11"/>
     <w:link w:val="4"/>
@@ -13752,10 +13931,10 @@
       </w14:textFill>
     </w:rPr>
   </w:style>
-  <w:style w:type="character" w:customStyle="1" w:styleId="141">
+  <w:style w:type="character" w:customStyle="1" w:styleId="142">
     <w:name w:val="Title Char"/>
     <w:basedOn w:val="11"/>
-    <w:link w:val="36"/>
+    <w:link w:val="37"/>
     <w:qFormat/>
     <w:uiPriority w:val="10"/>
     <w:rPr>
@@ -13767,10 +13946,10 @@
       <w:szCs w:val="52"/>
     </w:rPr>
   </w:style>
-  <w:style w:type="character" w:customStyle="1" w:styleId="142">
+  <w:style w:type="character" w:customStyle="1" w:styleId="143">
     <w:name w:val="Subtitle Char"/>
     <w:basedOn w:val="11"/>
-    <w:link w:val="34"/>
+    <w:link w:val="35"/>
     <w:qFormat/>
     <w:uiPriority w:val="11"/>
     <w:rPr>
@@ -13788,7 +13967,7 @@
       </w14:textFill>
     </w:rPr>
   </w:style>
-  <w:style w:type="paragraph" w:styleId="143">
+  <w:style w:type="paragraph" w:styleId="144">
     <w:name w:val="List Paragraph"/>
     <w:basedOn w:val="1"/>
     <w:qFormat/>
@@ -13798,21 +13977,21 @@
       <w:contextualSpacing/>
     </w:pPr>
   </w:style>
-  <w:style w:type="character" w:customStyle="1" w:styleId="144">
+  <w:style w:type="character" w:customStyle="1" w:styleId="145">
     <w:name w:val="Body Text Char"/>
     <w:basedOn w:val="11"/>
     <w:link w:val="13"/>
     <w:qFormat/>
     <w:uiPriority w:val="99"/>
   </w:style>
-  <w:style w:type="character" w:customStyle="1" w:styleId="145">
+  <w:style w:type="character" w:customStyle="1" w:styleId="146">
     <w:name w:val="Body Text 2 Char"/>
     <w:basedOn w:val="11"/>
     <w:link w:val="14"/>
     <w:qFormat/>
     <w:uiPriority w:val="99"/>
   </w:style>
-  <w:style w:type="character" w:customStyle="1" w:styleId="146">
+  <w:style w:type="character" w:customStyle="1" w:styleId="147">
     <w:name w:val="Body Text 3 Char"/>
     <w:basedOn w:val="11"/>
     <w:link w:val="15"/>
@@ -13823,10 +14002,10 @@
       <w:szCs w:val="16"/>
     </w:rPr>
   </w:style>
-  <w:style w:type="character" w:customStyle="1" w:styleId="147">
+  <w:style w:type="character" w:customStyle="1" w:styleId="148">
     <w:name w:val="Macro Text Char"/>
     <w:basedOn w:val="11"/>
-    <w:link w:val="32"/>
+    <w:link w:val="33"/>
     <w:uiPriority w:val="99"/>
     <w:rPr>
       <w:rFonts w:ascii="Courier" w:hAnsi="Courier"/>
@@ -13834,11 +14013,11 @@
       <w:szCs w:val="20"/>
     </w:rPr>
   </w:style>
-  <w:style w:type="paragraph" w:styleId="148">
+  <w:style w:type="paragraph" w:styleId="149">
     <w:name w:val="Quote"/>
     <w:basedOn w:val="1"/>
     <w:next w:val="1"/>
-    <w:link w:val="149"/>
+    <w:link w:val="150"/>
     <w:qFormat/>
     <w:uiPriority w:val="29"/>
     <w:rPr>
@@ -13852,10 +14031,10 @@
       </w14:textFill>
     </w:rPr>
   </w:style>
-  <w:style w:type="character" w:customStyle="1" w:styleId="149">
+  <w:style w:type="character" w:customStyle="1" w:styleId="150">
     <w:name w:val="Quote Char"/>
     <w:basedOn w:val="11"/>
-    <w:link w:val="148"/>
+    <w:link w:val="149"/>
     <w:uiPriority w:val="29"/>
     <w:rPr>
       <w:i/>
@@ -13868,7 +14047,7 @@
       </w14:textFill>
     </w:rPr>
   </w:style>
-  <w:style w:type="character" w:customStyle="1" w:styleId="150">
+  <w:style w:type="character" w:customStyle="1" w:styleId="151">
     <w:name w:val="Heading 4 Char"/>
     <w:basedOn w:val="11"/>
     <w:link w:val="5"/>
@@ -13888,7 +14067,7 @@
       </w14:textFill>
     </w:rPr>
   </w:style>
-  <w:style w:type="character" w:customStyle="1" w:styleId="151">
+  <w:style w:type="character" w:customStyle="1" w:styleId="152">
     <w:name w:val="Heading 5 Char"/>
     <w:basedOn w:val="11"/>
     <w:link w:val="6"/>
@@ -13899,7 +14078,7 @@
       <w:color w:val="254061" w:themeColor="accent1" w:themeShade="80"/>
     </w:rPr>
   </w:style>
-  <w:style w:type="character" w:customStyle="1" w:styleId="152">
+  <w:style w:type="character" w:customStyle="1" w:styleId="153">
     <w:name w:val="Heading 6 Char"/>
     <w:basedOn w:val="11"/>
     <w:link w:val="7"/>
@@ -13912,7 +14091,7 @@
       <w:color w:val="254061" w:themeColor="accent1" w:themeShade="80"/>
     </w:rPr>
   </w:style>
-  <w:style w:type="character" w:customStyle="1" w:styleId="153">
+  <w:style w:type="character" w:customStyle="1" w:styleId="154">
     <w:name w:val="Heading 7 Char"/>
     <w:basedOn w:val="11"/>
     <w:link w:val="8"/>
@@ -13933,7 +14112,7 @@
       </w14:textFill>
     </w:rPr>
   </w:style>
-  <w:style w:type="character" w:customStyle="1" w:styleId="154">
+  <w:style w:type="character" w:customStyle="1" w:styleId="155">
     <w:name w:val="Heading 8 Char"/>
     <w:basedOn w:val="11"/>
     <w:link w:val="9"/>
@@ -13951,7 +14130,7 @@
       </w14:textFill>
     </w:rPr>
   </w:style>
-  <w:style w:type="character" w:customStyle="1" w:styleId="155">
+  <w:style w:type="character" w:customStyle="1" w:styleId="156">
     <w:name w:val="Heading 9 Char"/>
     <w:basedOn w:val="11"/>
     <w:link w:val="10"/>
@@ -13974,11 +14153,11 @@
       </w14:textFill>
     </w:rPr>
   </w:style>
-  <w:style w:type="paragraph" w:styleId="156">
+  <w:style w:type="paragraph" w:styleId="157">
     <w:name w:val="Intense Quote"/>
     <w:basedOn w:val="1"/>
     <w:next w:val="1"/>
-    <w:link w:val="157"/>
+    <w:link w:val="158"/>
     <w:qFormat/>
     <w:uiPriority w:val="30"/>
     <w:pPr>
@@ -14001,10 +14180,10 @@
       </w14:textFill>
     </w:rPr>
   </w:style>
-  <w:style w:type="character" w:customStyle="1" w:styleId="157">
+  <w:style w:type="character" w:customStyle="1" w:styleId="158">
     <w:name w:val="Intense Quote Char"/>
     <w:basedOn w:val="11"/>
-    <w:link w:val="156"/>
+    <w:link w:val="157"/>
     <w:uiPriority w:val="30"/>
     <w:rPr>
       <w:b/>
@@ -14019,7 +14198,7 @@
       </w14:textFill>
     </w:rPr>
   </w:style>
-  <w:style w:type="character" w:customStyle="1" w:styleId="158">
+  <w:style w:type="character" w:customStyle="1" w:styleId="159">
     <w:name w:val="Subtle Emphasis"/>
     <w:basedOn w:val="11"/>
     <w:qFormat/>
@@ -14038,7 +14217,7 @@
       </w14:textFill>
     </w:rPr>
   </w:style>
-  <w:style w:type="character" w:customStyle="1" w:styleId="159">
+  <w:style w:type="character" w:customStyle="1" w:styleId="160">
     <w:name w:val="Intense Emphasis"/>
     <w:basedOn w:val="11"/>
     <w:qFormat/>
@@ -14056,7 +14235,7 @@
       </w14:textFill>
     </w:rPr>
   </w:style>
-  <w:style w:type="character" w:customStyle="1" w:styleId="160">
+  <w:style w:type="character" w:customStyle="1" w:styleId="161">
     <w:name w:val="Subtle Reference"/>
     <w:basedOn w:val="11"/>
     <w:qFormat/>
@@ -14072,7 +14251,7 @@
       </w14:textFill>
     </w:rPr>
   </w:style>
-  <w:style w:type="character" w:customStyle="1" w:styleId="161">
+  <w:style w:type="character" w:customStyle="1" w:styleId="162">
     <w:name w:val="Intense Reference"/>
     <w:basedOn w:val="11"/>
     <w:qFormat/>
@@ -14091,7 +14270,7 @@
       </w14:textFill>
     </w:rPr>
   </w:style>
-  <w:style w:type="character" w:customStyle="1" w:styleId="162">
+  <w:style w:type="character" w:customStyle="1" w:styleId="163">
     <w:name w:val="Book Title"/>
     <w:basedOn w:val="11"/>
     <w:qFormat/>
@@ -14103,7 +14282,7 @@
       <w:spacing w:val="5"/>
     </w:rPr>
   </w:style>
-  <w:style w:type="paragraph" w:customStyle="1" w:styleId="163">
+  <w:style w:type="paragraph" w:customStyle="1" w:styleId="164">
     <w:name w:val="TOC Heading"/>
     <w:basedOn w:val="2"/>
     <w:next w:val="1"/>
